--- a/城小二项目开发计划（更新版）.docx
+++ b/城小二项目开发计划（更新版）.docx
@@ -1584,6 +1584,165 @@
           </w:p>
         </w:tc>
       </w:tr>
+      <w:tr>
+        <w:tblPrEx>
+          <w:tblBorders>
+            <w:top w:val="single" w:color="auto" w:sz="4" w:space="0"/>
+            <w:left w:val="single" w:color="auto" w:sz="4" w:space="0"/>
+            <w:bottom w:val="single" w:color="auto" w:sz="4" w:space="0"/>
+            <w:right w:val="single" w:color="auto" w:sz="4" w:space="0"/>
+            <w:insideH w:val="single" w:color="auto" w:sz="4" w:space="0"/>
+            <w:insideV w:val="single" w:color="auto" w:sz="4" w:space="0"/>
+          </w:tblBorders>
+          <w:tblCellMar>
+            <w:top w:w="0" w:type="dxa"/>
+            <w:left w:w="10" w:type="dxa"/>
+            <w:bottom w:w="0" w:type="dxa"/>
+            <w:right w:w="10" w:type="dxa"/>
+          </w:tblCellMar>
+        </w:tblPrEx>
+        <w:tc>
+          <w:tcPr>
+            <w:tcW w:w="2760" w:type="dxa"/>
+            <w:tcBorders>
+              <w:top w:val="single" w:color="DEE0E3" w:sz="0" w:space="0"/>
+              <w:left w:val="single" w:color="DEE0E3" w:sz="0" w:space="0"/>
+              <w:bottom w:val="single" w:color="DEE0E3" w:sz="0" w:space="0"/>
+              <w:right w:val="single" w:color="DEE0E3" w:sz="0" w:space="0"/>
+            </w:tcBorders>
+            <w:tcMar>
+              <w:top w:w="60" w:type="dxa"/>
+              <w:left w:w="120" w:type="dxa"/>
+              <w:bottom w:w="30" w:type="dxa"/>
+              <w:right w:w="120" w:type="dxa"/>
+            </w:tcMar>
+          </w:tcPr>
+          <w:p>
+            <w:pPr>
+              <w:pStyle w:val="8"/>
+              <w:rPr>
+                <w:rFonts w:hint="default"/>
+                <w:lang w:val="en-US" w:eastAsia="zh-CN"/>
+              </w:rPr>
+            </w:pPr>
+            <w:r>
+              <w:rPr>
+                <w:rFonts w:hint="eastAsia"/>
+                <w:lang w:val="en-US" w:eastAsia="zh-CN"/>
+              </w:rPr>
+              <w:t>2026.1.5</w:t>
+            </w:r>
+          </w:p>
+        </w:tc>
+        <w:tc>
+          <w:tcPr>
+            <w:tcW w:w="2760" w:type="dxa"/>
+            <w:tcBorders>
+              <w:top w:val="single" w:color="DEE0E3" w:sz="0" w:space="0"/>
+              <w:left w:val="single" w:color="DEE0E3" w:sz="0" w:space="0"/>
+              <w:bottom w:val="single" w:color="DEE0E3" w:sz="0" w:space="0"/>
+              <w:right w:val="single" w:color="DEE0E3" w:sz="0" w:space="0"/>
+            </w:tcBorders>
+            <w:tcMar>
+              <w:top w:w="60" w:type="dxa"/>
+              <w:left w:w="120" w:type="dxa"/>
+              <w:bottom w:w="30" w:type="dxa"/>
+              <w:right w:w="120" w:type="dxa"/>
+            </w:tcMar>
+          </w:tcPr>
+          <w:p>
+            <w:pPr>
+              <w:pStyle w:val="8"/>
+              <w:rPr>
+                <w:rFonts w:hint="default"/>
+                <w:lang w:val="en-US" w:eastAsia="zh-CN"/>
+              </w:rPr>
+            </w:pPr>
+            <w:r>
+              <w:rPr>
+                <w:rFonts w:hint="eastAsia"/>
+                <w:lang w:val="en-US" w:eastAsia="zh-CN"/>
+              </w:rPr>
+              <w:t>1.4.0</w:t>
+            </w:r>
+          </w:p>
+        </w:tc>
+        <w:tc>
+          <w:tcPr>
+            <w:tcW w:w="2760" w:type="dxa"/>
+            <w:tcBorders>
+              <w:top w:val="single" w:color="DEE0E3" w:sz="0" w:space="0"/>
+              <w:left w:val="single" w:color="DEE0E3" w:sz="0" w:space="0"/>
+              <w:bottom w:val="single" w:color="DEE0E3" w:sz="0" w:space="0"/>
+              <w:right w:val="single" w:color="DEE0E3" w:sz="0" w:space="0"/>
+            </w:tcBorders>
+            <w:tcMar>
+              <w:top w:w="60" w:type="dxa"/>
+              <w:left w:w="120" w:type="dxa"/>
+              <w:bottom w:w="30" w:type="dxa"/>
+              <w:right w:w="120" w:type="dxa"/>
+            </w:tcMar>
+          </w:tcPr>
+          <w:p>
+            <w:pPr>
+              <w:pStyle w:val="8"/>
+              <w:rPr>
+                <w:rFonts w:hint="default"/>
+                <w:lang w:val="en-US" w:eastAsia="zh-CN"/>
+              </w:rPr>
+            </w:pPr>
+            <w:r>
+              <w:rPr>
+                <w:rFonts w:hint="eastAsia"/>
+                <w:lang w:val="en-US" w:eastAsia="zh-CN"/>
+              </w:rPr>
+              <w:t>根据</w:t>
+            </w:r>
+            <w:bookmarkStart w:id="223" w:name="_GoBack"/>
+            <w:bookmarkEnd w:id="223"/>
+            <w:r>
+              <w:rPr>
+                <w:rFonts w:hint="eastAsia"/>
+                <w:lang w:val="en-US" w:eastAsia="zh-CN"/>
+              </w:rPr>
+              <w:t>gatt图更新进度表</w:t>
+            </w:r>
+          </w:p>
+        </w:tc>
+        <w:tc>
+          <w:tcPr>
+            <w:tcW w:w="2760" w:type="dxa"/>
+            <w:tcBorders>
+              <w:top w:val="single" w:color="DEE0E3" w:sz="0" w:space="0"/>
+              <w:left w:val="single" w:color="DEE0E3" w:sz="0" w:space="0"/>
+              <w:bottom w:val="single" w:color="DEE0E3" w:sz="0" w:space="0"/>
+              <w:right w:val="single" w:color="DEE0E3" w:sz="0" w:space="0"/>
+            </w:tcBorders>
+            <w:tcMar>
+              <w:top w:w="60" w:type="dxa"/>
+              <w:left w:w="120" w:type="dxa"/>
+              <w:bottom w:w="30" w:type="dxa"/>
+              <w:right w:w="120" w:type="dxa"/>
+            </w:tcMar>
+          </w:tcPr>
+          <w:p>
+            <w:pPr>
+              <w:pStyle w:val="8"/>
+              <w:rPr>
+                <w:rFonts w:hint="default"/>
+                <w:lang w:val="en-US" w:eastAsia="zh-CN"/>
+              </w:rPr>
+            </w:pPr>
+            <w:r>
+              <w:rPr>
+                <w:rFonts w:hint="eastAsia"/>
+                <w:lang w:val="en-US" w:eastAsia="zh-CN"/>
+              </w:rPr>
+              <w:t>陈鹏宇</w:t>
+            </w:r>
+          </w:p>
+        </w:tc>
+      </w:tr>
     </w:tbl>
     <w:p>
       <w:pPr>
@@ -1676,6 +1835,13 @@
           <w:docPartUnique/>
         </w:docPartObj>
       </w:sdtPr>
+      <w:sdtEndPr>
+        <w:rPr>
+          <w:rFonts w:ascii="宋体" w:hAnsi="宋体" w:eastAsia="宋体"/>
+          <w:sz w:val="21"/>
+          <w:szCs w:val="22"/>
+        </w:rPr>
+      </w:sdtEndPr>
       <w:sdtContent>
         <w:p>
           <w:pPr>
@@ -4751,8 +4917,8 @@
         <w:jc w:val="left"/>
         <w:outlineLvl w:val="2"/>
       </w:pPr>
-      <w:bookmarkStart w:id="6" w:name="heading_3"/>
-      <w:bookmarkStart w:id="7" w:name="_Toc21386"/>
+      <w:bookmarkStart w:id="6" w:name="_Toc21386"/>
+      <w:bookmarkStart w:id="7" w:name="heading_3"/>
       <w:r>
         <w:rPr>
           <w:rFonts w:ascii="Arial" w:hAnsi="Arial" w:eastAsia="等线" w:cs="Arial"/>
@@ -4785,8 +4951,8 @@
         <w:jc w:val="left"/>
         <w:outlineLvl w:val="2"/>
       </w:pPr>
-      <w:bookmarkStart w:id="8" w:name="heading_4"/>
-      <w:bookmarkStart w:id="9" w:name="_Toc21246"/>
+      <w:bookmarkStart w:id="8" w:name="_Toc21246"/>
+      <w:bookmarkStart w:id="9" w:name="heading_4"/>
       <w:r>
         <w:rPr>
           <w:rFonts w:ascii="Arial" w:hAnsi="Arial" w:eastAsia="等线" w:cs="Arial"/>
@@ -5467,8 +5633,8 @@
         <w:jc w:val="left"/>
         <w:outlineLvl w:val="2"/>
       </w:pPr>
-      <w:bookmarkStart w:id="20" w:name="heading_10"/>
-      <w:bookmarkStart w:id="21" w:name="_Toc21073"/>
+      <w:bookmarkStart w:id="20" w:name="_Toc21073"/>
+      <w:bookmarkStart w:id="21" w:name="heading_10"/>
       <w:r>
         <w:rPr>
           <w:rFonts w:ascii="Arial" w:hAnsi="Arial" w:eastAsia="等线" w:cs="Arial"/>
@@ -5541,8 +5707,8 @@
         <w:jc w:val="left"/>
         <w:outlineLvl w:val="2"/>
       </w:pPr>
-      <w:bookmarkStart w:id="22" w:name="heading_11"/>
-      <w:bookmarkStart w:id="23" w:name="_Toc25301"/>
+      <w:bookmarkStart w:id="22" w:name="_Toc25301"/>
+      <w:bookmarkStart w:id="23" w:name="heading_11"/>
       <w:r>
         <w:rPr>
           <w:rFonts w:ascii="Arial" w:hAnsi="Arial" w:eastAsia="等线" w:cs="Arial"/>
@@ -5597,8 +5763,8 @@
         <w:jc w:val="left"/>
         <w:outlineLvl w:val="2"/>
       </w:pPr>
-      <w:bookmarkStart w:id="24" w:name="heading_12"/>
-      <w:bookmarkStart w:id="25" w:name="_Toc1586"/>
+      <w:bookmarkStart w:id="24" w:name="_Toc1586"/>
+      <w:bookmarkStart w:id="25" w:name="heading_12"/>
       <w:r>
         <w:rPr>
           <w:rFonts w:ascii="Arial" w:hAnsi="Arial" w:eastAsia="等线" w:cs="Arial"/>
@@ -5759,8 +5925,8 @@
         <w:jc w:val="left"/>
         <w:outlineLvl w:val="2"/>
       </w:pPr>
-      <w:bookmarkStart w:id="29" w:name="heading_15"/>
-      <w:bookmarkStart w:id="30" w:name="_Toc25204"/>
+      <w:bookmarkStart w:id="29" w:name="_Toc25204"/>
+      <w:bookmarkStart w:id="30" w:name="heading_15"/>
       <w:r>
         <w:rPr>
           <w:rFonts w:ascii="Arial" w:hAnsi="Arial" w:eastAsia="等线" w:cs="Arial"/>
@@ -5815,8 +5981,8 @@
         <w:jc w:val="left"/>
         <w:outlineLvl w:val="2"/>
       </w:pPr>
-      <w:bookmarkStart w:id="31" w:name="heading_16"/>
-      <w:bookmarkStart w:id="32" w:name="_Toc14448"/>
+      <w:bookmarkStart w:id="31" w:name="_Toc14448"/>
+      <w:bookmarkStart w:id="32" w:name="heading_16"/>
       <w:r>
         <w:rPr>
           <w:rFonts w:ascii="Arial" w:hAnsi="Arial" w:eastAsia="等线" w:cs="Arial"/>
@@ -5905,8 +6071,8 @@
         <w:jc w:val="left"/>
         <w:outlineLvl w:val="2"/>
       </w:pPr>
-      <w:bookmarkStart w:id="35" w:name="heading_18"/>
-      <w:bookmarkStart w:id="36" w:name="_Toc7182"/>
+      <w:bookmarkStart w:id="35" w:name="_Toc7182"/>
+      <w:bookmarkStart w:id="36" w:name="heading_18"/>
       <w:r>
         <w:rPr>
           <w:rFonts w:ascii="Arial" w:hAnsi="Arial" w:eastAsia="等线" w:cs="Arial"/>
@@ -6053,8 +6219,8 @@
         <w:jc w:val="left"/>
         <w:outlineLvl w:val="1"/>
       </w:pPr>
-      <w:bookmarkStart w:id="39" w:name="heading_20"/>
-      <w:bookmarkStart w:id="40" w:name="_Toc28691"/>
+      <w:bookmarkStart w:id="39" w:name="_Toc28691"/>
+      <w:bookmarkStart w:id="40" w:name="heading_20"/>
       <w:r>
         <w:rPr>
           <w:rFonts w:ascii="Arial" w:hAnsi="Arial" w:eastAsia="等线" w:cs="Arial"/>
@@ -6107,8 +6273,8 @@
         <w:jc w:val="left"/>
         <w:outlineLvl w:val="2"/>
       </w:pPr>
-      <w:bookmarkStart w:id="43" w:name="heading_22"/>
-      <w:bookmarkStart w:id="44" w:name="_Toc13232"/>
+      <w:bookmarkStart w:id="43" w:name="_Toc13232"/>
+      <w:bookmarkStart w:id="44" w:name="heading_22"/>
       <w:r>
         <w:rPr>
           <w:rFonts w:ascii="Arial" w:hAnsi="Arial" w:eastAsia="等线" w:cs="Arial"/>
@@ -6551,8 +6717,8 @@
         <w:jc w:val="left"/>
         <w:outlineLvl w:val="2"/>
       </w:pPr>
-      <w:bookmarkStart w:id="54" w:name="heading_31"/>
-      <w:bookmarkStart w:id="55" w:name="_Toc17347"/>
+      <w:bookmarkStart w:id="54" w:name="_Toc17347"/>
+      <w:bookmarkStart w:id="55" w:name="heading_31"/>
       <w:r>
         <w:rPr>
           <w:rFonts w:ascii="Arial" w:hAnsi="Arial" w:eastAsia="等线" w:cs="Arial"/>
@@ -6983,8 +7149,8 @@
         <w:jc w:val="left"/>
         <w:outlineLvl w:val="2"/>
       </w:pPr>
-      <w:bookmarkStart w:id="69" w:name="heading_44"/>
-      <w:bookmarkStart w:id="70" w:name="_Toc2234"/>
+      <w:bookmarkStart w:id="69" w:name="_Toc2234"/>
+      <w:bookmarkStart w:id="70" w:name="heading_44"/>
       <w:r>
         <w:rPr>
           <w:rFonts w:ascii="Arial" w:hAnsi="Arial" w:eastAsia="等线" w:cs="Arial"/>
@@ -7513,8 +7679,8 @@
         <w:jc w:val="left"/>
         <w:outlineLvl w:val="2"/>
       </w:pPr>
-      <w:bookmarkStart w:id="92" w:name="heading_62"/>
-      <w:bookmarkStart w:id="93" w:name="_Toc23002"/>
+      <w:bookmarkStart w:id="92" w:name="_Toc23002"/>
+      <w:bookmarkStart w:id="93" w:name="heading_62"/>
       <w:r>
         <w:rPr>
           <w:rFonts w:ascii="Arial" w:hAnsi="Arial" w:eastAsia="等线" w:cs="Arial"/>
@@ -8871,8 +9037,8 @@
         <w:jc w:val="left"/>
         <w:outlineLvl w:val="2"/>
       </w:pPr>
-      <w:bookmarkStart w:id="145" w:name="heading_107"/>
-      <w:bookmarkStart w:id="146" w:name="_Toc10908"/>
+      <w:bookmarkStart w:id="145" w:name="_Toc10908"/>
+      <w:bookmarkStart w:id="146" w:name="heading_107"/>
       <w:r>
         <w:rPr>
           <w:rFonts w:ascii="Arial" w:hAnsi="Arial" w:eastAsia="等线" w:cs="Arial"/>
@@ -8987,8 +9153,8 @@
         <w:jc w:val="left"/>
         <w:outlineLvl w:val="2"/>
       </w:pPr>
-      <w:bookmarkStart w:id="150" w:name="heading_111"/>
-      <w:bookmarkStart w:id="151" w:name="_Toc16745"/>
+      <w:bookmarkStart w:id="150" w:name="_Toc16745"/>
+      <w:bookmarkStart w:id="151" w:name="heading_111"/>
       <w:r>
         <w:rPr>
           <w:rFonts w:ascii="Arial" w:hAnsi="Arial" w:eastAsia="等线" w:cs="Arial"/>
@@ -9559,8 +9725,7 @@
             </w:pPr>
             <w:r>
               <w:rPr>
-                <w:rFonts w:ascii="Arial" w:hAnsi="Arial" w:eastAsia="等线" w:cs="Arial"/>
-                <w:sz w:val="22"/>
+                <w:rFonts w:hint="eastAsia"/>
               </w:rPr>
               <w:t>阶段</w:t>
             </w:r>
@@ -9584,8 +9749,7 @@
             </w:pPr>
             <w:r>
               <w:rPr>
-                <w:rFonts w:ascii="Arial" w:hAnsi="Arial" w:eastAsia="等线" w:cs="Arial"/>
-                <w:sz w:val="22"/>
+                <w:rFonts w:hint="eastAsia"/>
               </w:rPr>
               <w:t>时间范围</w:t>
             </w:r>
@@ -9609,8 +9773,7 @@
             </w:pPr>
             <w:r>
               <w:rPr>
-                <w:rFonts w:ascii="Arial" w:hAnsi="Arial" w:eastAsia="等线" w:cs="Arial"/>
-                <w:sz w:val="22"/>
+                <w:rFonts w:hint="eastAsia"/>
               </w:rPr>
               <w:t>核心任务</w:t>
             </w:r>
@@ -9634,8 +9797,7 @@
             </w:pPr>
             <w:r>
               <w:rPr>
-                <w:rFonts w:ascii="Arial" w:hAnsi="Arial" w:eastAsia="等线" w:cs="Arial"/>
-                <w:sz w:val="22"/>
+                <w:rFonts w:hint="eastAsia"/>
               </w:rPr>
               <w:t>交付物</w:t>
             </w:r>
@@ -9659,8 +9821,7 @@
             </w:pPr>
             <w:r>
               <w:rPr>
-                <w:rFonts w:ascii="Arial" w:hAnsi="Arial" w:eastAsia="等线" w:cs="Arial"/>
-                <w:sz w:val="22"/>
+                <w:rFonts w:hint="eastAsia"/>
               </w:rPr>
               <w:t>负责成员</w:t>
             </w:r>
@@ -9702,8 +9863,7 @@
             </w:pPr>
             <w:r>
               <w:rPr>
-                <w:rFonts w:ascii="Arial" w:hAnsi="Arial" w:eastAsia="等线" w:cs="Arial"/>
-                <w:sz w:val="22"/>
+                <w:rFonts w:hint="eastAsia"/>
               </w:rPr>
               <w:t>项目启动与准备</w:t>
             </w:r>
@@ -9727,10 +9887,9 @@
             </w:pPr>
             <w:r>
               <w:rPr>
-                <w:rFonts w:ascii="Arial" w:hAnsi="Arial" w:eastAsia="等线" w:cs="Arial"/>
-                <w:sz w:val="22"/>
+                <w:rFonts w:hint="eastAsia"/>
               </w:rPr>
-              <w:t>2025年9月29日 - 2025年9月30日</w:t>
+              <w:t>2025年9月17日-2025年9月23日</w:t>
             </w:r>
           </w:p>
         </w:tc>
@@ -9752,8 +9911,7 @@
             </w:pPr>
             <w:r>
               <w:rPr>
-                <w:rFonts w:ascii="Arial" w:hAnsi="Arial" w:eastAsia="等线" w:cs="Arial"/>
-                <w:sz w:val="22"/>
+                <w:rFonts w:hint="eastAsia"/>
               </w:rPr>
               <w:t>1. 确定项目类型；2. 确定大致工作分工；3. 制作项目介绍PPT</w:t>
             </w:r>
@@ -9777,8 +9935,7 @@
             </w:pPr>
             <w:r>
               <w:rPr>
-                <w:rFonts w:ascii="Arial" w:hAnsi="Arial" w:eastAsia="等线" w:cs="Arial"/>
-                <w:sz w:val="22"/>
+                <w:rFonts w:hint="eastAsia"/>
               </w:rPr>
               <w:t>1. 项目介绍PPT；2. 工作分工方案</w:t>
             </w:r>
@@ -9802,8 +9959,7 @@
             </w:pPr>
             <w:r>
               <w:rPr>
-                <w:rFonts w:ascii="Arial" w:hAnsi="Arial" w:eastAsia="等线" w:cs="Arial"/>
-                <w:sz w:val="22"/>
+                <w:rFonts w:hint="eastAsia"/>
               </w:rPr>
               <w:t>陈鹏宇、潘攀兆、杨俊杰</w:t>
             </w:r>
@@ -9845,8 +10001,7 @@
             </w:pPr>
             <w:r>
               <w:rPr>
-                <w:rFonts w:ascii="Arial" w:hAnsi="Arial" w:eastAsia="等线" w:cs="Arial"/>
-                <w:sz w:val="22"/>
+                <w:rFonts w:hint="eastAsia"/>
               </w:rPr>
               <w:t>可行性研究</w:t>
             </w:r>
@@ -9870,10 +10025,9 @@
             </w:pPr>
             <w:r>
               <w:rPr>
-                <w:rFonts w:ascii="Arial" w:hAnsi="Arial" w:eastAsia="等线" w:cs="Arial"/>
-                <w:sz w:val="22"/>
+                <w:rFonts w:hint="eastAsia"/>
               </w:rPr>
-              <w:t>2025年9月29日 - 2025年10月13日</w:t>
+              <w:t>2025年9月24日-2025年10月15日</w:t>
             </w:r>
           </w:p>
         </w:tc>
@@ -9895,10 +10049,9 @@
             </w:pPr>
             <w:r>
               <w:rPr>
-                <w:rFonts w:ascii="Arial" w:hAnsi="Arial" w:eastAsia="等线" w:cs="Arial"/>
-                <w:sz w:val="22"/>
+                <w:rFonts w:hint="eastAsia"/>
               </w:rPr>
-              <w:t>1. 复查系统规模和目标；2. 研究正在使用系统，导出新模型的高层逻辑模；3. 进一步定义问题；4. 导出和评价供选择的解法；5. 推荐行动方针；6. 草拟开发计划；7. 写文档提交审查；8. 会议纪录</w:t>
+              <w:t>1. 复查系统规模和目标；2. 研究正在使用系统；3. 导出新模型的高层逻辑模；4. 进一步定义问题；5. 导出和评价供选择的解法；6. 推荐行动方针；7. 草拟开发计划；8. 写文档提交审查；9. 会议纪录</w:t>
             </w:r>
           </w:p>
         </w:tc>
@@ -9920,8 +10073,7 @@
             </w:pPr>
             <w:r>
               <w:rPr>
-                <w:rFonts w:ascii="Arial" w:hAnsi="Arial" w:eastAsia="等线" w:cs="Arial"/>
-                <w:sz w:val="22"/>
+                <w:rFonts w:hint="eastAsia"/>
               </w:rPr>
               <w:t>1. 可行性研究报告；2. 会议纪录；3. 开发计划草案</w:t>
             </w:r>
@@ -9945,8 +10097,7 @@
             </w:pPr>
             <w:r>
               <w:rPr>
-                <w:rFonts w:ascii="Arial" w:hAnsi="Arial" w:eastAsia="等线" w:cs="Arial"/>
-                <w:sz w:val="22"/>
+                <w:rFonts w:hint="eastAsia"/>
               </w:rPr>
               <w:t>陈鹏宇、潘攀兆、王杰铭、杨俊杰</w:t>
             </w:r>
@@ -9988,8 +10139,7 @@
             </w:pPr>
             <w:r>
               <w:rPr>
-                <w:rFonts w:ascii="Arial" w:hAnsi="Arial" w:eastAsia="等线" w:cs="Arial"/>
-                <w:sz w:val="22"/>
+                <w:rFonts w:hint="eastAsia"/>
               </w:rPr>
               <w:t>需求分析与计划</w:t>
             </w:r>
@@ -10013,10 +10163,9 @@
             </w:pPr>
             <w:r>
               <w:rPr>
-                <w:rFonts w:ascii="Arial" w:hAnsi="Arial" w:eastAsia="等线" w:cs="Arial"/>
-                <w:sz w:val="22"/>
+                <w:rFonts w:hint="eastAsia"/>
               </w:rPr>
-              <w:t>2025年10月16日 - 2025年11月19日</w:t>
+              <w:t>2025年10月15日-2025年11月12日</w:t>
             </w:r>
           </w:p>
         </w:tc>
@@ -10038,8 +10187,7 @@
             </w:pPr>
             <w:r>
               <w:rPr>
-                <w:rFonts w:ascii="Arial" w:hAnsi="Arial" w:eastAsia="等线" w:cs="Arial"/>
-                <w:sz w:val="22"/>
+                <w:rFonts w:hint="eastAsia"/>
               </w:rPr>
               <w:t>1. 确定对系统的综合要求；2. 分析系统的数据要求；3. 导出系统的逻辑模型；4. 修正系统开发计划；5. 会议纪要</w:t>
             </w:r>
@@ -10063,10 +10211,9 @@
             </w:pPr>
             <w:r>
               <w:rPr>
-                <w:rFonts w:ascii="Arial" w:hAnsi="Arial" w:eastAsia="等线" w:cs="Arial"/>
-                <w:sz w:val="22"/>
+                <w:rFonts w:hint="eastAsia"/>
               </w:rPr>
-              <w:t>1. 需求分析报告；2. 修正后的系统开发计划；3. 会议纪要</w:t>
+              <w:t>1. 需求说明SRS文档；2. 修正后的系统开发计划；3. 会议纪要</w:t>
             </w:r>
           </w:p>
         </w:tc>
@@ -10088,8 +10235,7 @@
             </w:pPr>
             <w:r>
               <w:rPr>
-                <w:rFonts w:ascii="Arial" w:hAnsi="Arial" w:eastAsia="等线" w:cs="Arial"/>
-                <w:sz w:val="22"/>
+                <w:rFonts w:hint="eastAsia"/>
               </w:rPr>
               <w:t>陈鹏宇、潘攀兆、王杰铭、杨俊杰</w:t>
             </w:r>
@@ -10131,8 +10277,7 @@
             </w:pPr>
             <w:r>
               <w:rPr>
-                <w:rFonts w:ascii="Arial" w:hAnsi="Arial" w:eastAsia="等线" w:cs="Arial"/>
-                <w:sz w:val="22"/>
+                <w:rFonts w:hint="eastAsia"/>
               </w:rPr>
               <w:t>总体设计与详细设计</w:t>
             </w:r>
@@ -10156,10 +10301,9 @@
             </w:pPr>
             <w:r>
               <w:rPr>
-                <w:rFonts w:ascii="Arial" w:hAnsi="Arial" w:eastAsia="等线" w:cs="Arial"/>
-                <w:sz w:val="22"/>
+                <w:rFonts w:hint="eastAsia"/>
               </w:rPr>
-              <w:t>2025年11月20日 - 2025年11月31日</w:t>
+              <w:t>2025年11月12日-2025年11月26日</w:t>
             </w:r>
           </w:p>
         </w:tc>
@@ -10181,10 +10325,9 @@
             </w:pPr>
             <w:r>
               <w:rPr>
-                <w:rFonts w:ascii="Arial" w:hAnsi="Arial" w:eastAsia="等线" w:cs="Arial"/>
-                <w:sz w:val="22"/>
+                <w:rFonts w:hint="eastAsia"/>
               </w:rPr>
-              <w:t>1. 设想供选择的方案；2. 选取合理的方案；3. 推荐最佳方案；4. 功能分解；5. 设计软件结构；6. 设计数据库；7. 制定测试计划；8. 书写文档；9. 审查和复审；10. 业务流图制作；11. HIPO图制作；12. 数据库创建与设计、原型完善；13. 伪代码编辑；14. 负责微信登录模块、管理员登录模块、商品分类搜索模块；15. 负责购物车模块、地址管理模块、订单生成模块；16. 负责退款模块、订单调度模块、订单状态更新模块；17. 负责微信支付模块；18. NS图、PAD图、Jackson图制作；19. PPT制作；20. 会议记录</w:t>
+              <w:t>1. 设想供选择的方案；2. 选取合理的方案；3. 推荐最佳方案；4. 功能分解；5. 设计软件结构；6. 设计数据库；7. 制定测试计划；8. 书写文档；9. 审查和复审；10. 业务流图制作；11. HIPO图制作；12. 数据库创建与设计；13. 原型完善；14. 伪代码编辑；15. 微信登录/管理员登录/商品分类搜索等10个功能模块设计；16. NS图/PAD图/Jackson图制作；17. PPT制作；18. 会议记录（跨阶段同步）</w:t>
             </w:r>
           </w:p>
         </w:tc>
@@ -10206,10 +10349,9 @@
             </w:pPr>
             <w:r>
               <w:rPr>
-                <w:rFonts w:ascii="Arial" w:hAnsi="Arial" w:eastAsia="等线" w:cs="Arial"/>
-                <w:sz w:val="22"/>
+                <w:rFonts w:hint="eastAsia"/>
               </w:rPr>
-              <w:t>1. 总体设计报告；2. 详细设计报告（含模块接口、功能描述、图表、伪代码）；3. 测试计划；4. 业务流图；5. HIPO图；6. 数据库设计文档；7. 完善后的原型；8. 各功能模块设计方案；9. 设计评审PPT；10. 会议记录</w:t>
+              <w:t>1. 总体设计报告；2. 详细设计报告；3. 测试计划；4. 业务流图、HIPO图等各类图表；5. 数据库设计文档；6. 完善后原型；7. 各功能模块设计方案；8. 设计评审PPT；9. 会议记录</w:t>
             </w:r>
           </w:p>
         </w:tc>
@@ -10231,8 +10373,7 @@
             </w:pPr>
             <w:r>
               <w:rPr>
-                <w:rFonts w:ascii="Arial" w:hAnsi="Arial" w:eastAsia="等线" w:cs="Arial"/>
-                <w:sz w:val="22"/>
+                <w:rFonts w:hint="eastAsia"/>
               </w:rPr>
               <w:t>陈鹏宇、潘攀兆、王杰铭、杨俊杰</w:t>
             </w:r>
@@ -10274,8 +10415,7 @@
             </w:pPr>
             <w:r>
               <w:rPr>
-                <w:rFonts w:ascii="Arial" w:hAnsi="Arial" w:eastAsia="等线" w:cs="Arial"/>
-                <w:sz w:val="22"/>
+                <w:rFonts w:hint="eastAsia"/>
               </w:rPr>
               <w:t>开发与测试</w:t>
             </w:r>
@@ -10299,10 +10439,9 @@
             </w:pPr>
             <w:r>
               <w:rPr>
-                <w:rFonts w:ascii="Arial" w:hAnsi="Arial" w:eastAsia="等线" w:cs="Arial"/>
-                <w:sz w:val="22"/>
+                <w:rFonts w:hint="eastAsia"/>
               </w:rPr>
-              <w:t>2025年11月26日 - 2025年12月14日</w:t>
+              <w:t>2025年11月23日-2025年12月28日</w:t>
             </w:r>
           </w:p>
         </w:tc>
@@ -10324,10 +10463,9 @@
             </w:pPr>
             <w:r>
               <w:rPr>
-                <w:rFonts w:ascii="Arial" w:hAnsi="Arial" w:eastAsia="等线" w:cs="Arial"/>
-                <w:sz w:val="22"/>
+                <w:rFonts w:hint="eastAsia"/>
               </w:rPr>
-              <w:t>1. 第七章翻转课堂PPT制作；2. 后端开发、数据库制作；3. 前端开发；4. 汇总第一次代码清单；5. 会议记录更新；6. 甘特图更新；7. 第八章翻转课堂PPT制作；8. 优化前端代码；9. 修改前端代码bug；10. 前后端链接；11. 测试用例设计、系统测试报告制作；12. 评审PPT制作、用户手册制作与更新；13. 会议记录更新；14. 新任务（根据实际需求补充）</w:t>
+              <w:t>1. 编码开发；2. 数据库搭建；3. 后端接口设置；4. 微信小程序页面开发（登录、首页、订单页等7个核心页面）；5. 白盒测试；6. 单元测试；7. 核心模块代码审计；8. 确认订单页相关审计与测试；9. 购物车/登录等功能测试；10. 集成测试；11. 异常场景测试；12. 黑盒测试；13. 系统测试；14. 第七章/第八章翻转课堂PPT制作；15. 汇总第一次代码清单；16. 测试用例设计、系统测试报告制作；17. 评审PPT制作、用户手册更新</w:t>
             </w:r>
           </w:p>
         </w:tc>
@@ -10349,10 +10487,9 @@
             </w:pPr>
             <w:r>
               <w:rPr>
-                <w:rFonts w:ascii="Arial" w:hAnsi="Arial" w:eastAsia="等线" w:cs="Arial"/>
-                <w:sz w:val="22"/>
+                <w:rFonts w:hint="eastAsia"/>
               </w:rPr>
-              <w:t>1. 第七章翻转课堂PPT；2. 后端代码、数据库脚本；3. 前端代码；4. 第一次代码清单；5. 会议记录（更新版）；6. 甘特图（更新版）；7. 第八章翻转课堂PPT；8. 优化后的前端代码；9. 修复bug后的前端代码；10. 前后端联调完成的系统；11. 测试用例文档；12. 系统测试报告；13. 评审PPT；14. 用户手册</w:t>
+              <w:t>1. 前后端源代码；2. 数据库脚本；3. 接口文档；4. 测试用例文档；5. 系统测试报告；6. 代码清单；7. 翻转课堂PPT；8. 评审PPT；9. 用户手册；10. 甘特图（更新版）；11. 会议记录（更新版）</w:t>
             </w:r>
           </w:p>
         </w:tc>
@@ -10374,8 +10511,7 @@
             </w:pPr>
             <w:r>
               <w:rPr>
-                <w:rFonts w:ascii="Arial" w:hAnsi="Arial" w:eastAsia="等线" w:cs="Arial"/>
-                <w:sz w:val="22"/>
+                <w:rFonts w:hint="eastAsia"/>
               </w:rPr>
               <w:t>陈鹏宇、潘攀兆、王杰铭、杨俊杰</w:t>
             </w:r>
@@ -10417,8 +10553,7 @@
             </w:pPr>
             <w:r>
               <w:rPr>
-                <w:rFonts w:ascii="Arial" w:hAnsi="Arial" w:eastAsia="等线" w:cs="Arial"/>
-                <w:sz w:val="22"/>
+                <w:rFonts w:hint="eastAsia"/>
               </w:rPr>
               <w:t>上线与总结</w:t>
             </w:r>
@@ -10442,10 +10577,9 @@
             </w:pPr>
             <w:r>
               <w:rPr>
-                <w:rFonts w:ascii="Arial" w:hAnsi="Arial" w:eastAsia="等线" w:cs="Arial"/>
-                <w:sz w:val="22"/>
+                <w:rFonts w:hint="eastAsia"/>
               </w:rPr>
-              <w:t>2025年12月17日 - 2026年1月16日</w:t>
+              <w:t>2025年12月17日-2026年1月17日</w:t>
             </w:r>
           </w:p>
         </w:tc>
@@ -10467,8 +10601,7 @@
             </w:pPr>
             <w:r>
               <w:rPr>
-                <w:rFonts w:ascii="Arial" w:hAnsi="Arial" w:eastAsia="等线" w:cs="Arial"/>
-                <w:sz w:val="22"/>
+                <w:rFonts w:hint="eastAsia"/>
               </w:rPr>
               <w:t>1. 提交Vue3编译后的小程序到微信审核；2. 审核通过后上线试点；3. 收集反馈，修复Vue3前端bug；4. 编写项目总结报告；5. 会议记录更新</w:t>
             </w:r>
@@ -10492,8 +10625,7 @@
             </w:pPr>
             <w:r>
               <w:rPr>
-                <w:rFonts w:ascii="Arial" w:hAnsi="Arial" w:eastAsia="等线" w:cs="Arial"/>
-                <w:sz w:val="22"/>
+                <w:rFonts w:hint="eastAsia"/>
               </w:rPr>
               <w:t>1. 上线后的小程序；2. 项目总结报告；3. 会议记录（最终版）；4. 全量交付物归档包</w:t>
             </w:r>
@@ -10517,8 +10649,7 @@
             </w:pPr>
             <w:r>
               <w:rPr>
-                <w:rFonts w:ascii="Arial" w:hAnsi="Arial" w:eastAsia="等线" w:cs="Arial"/>
-                <w:sz w:val="22"/>
+                <w:rFonts w:hint="eastAsia"/>
               </w:rPr>
               <w:t>陈鹏宇、潘攀兆、王杰铭、杨俊杰</w:t>
             </w:r>
@@ -10532,9 +10663,14 @@
         <w:ind w:left="0"/>
         <w:jc w:val="left"/>
         <w:outlineLvl w:val="2"/>
-      </w:pPr>
-      <w:bookmarkStart w:id="173" w:name="heading_129"/>
-      <w:bookmarkStart w:id="174" w:name="_Toc14476"/>
+        <w:rPr>
+          <w:rFonts w:ascii="Arial" w:hAnsi="Arial" w:eastAsia="等线" w:cs="Arial"/>
+          <w:b/>
+          <w:sz w:val="30"/>
+        </w:rPr>
+      </w:pPr>
+      <w:bookmarkStart w:id="173" w:name="_Toc14476"/>
+      <w:bookmarkStart w:id="174" w:name="heading_129"/>
       <w:r>
         <w:rPr>
           <w:rFonts w:ascii="Arial" w:hAnsi="Arial" w:eastAsia="等线" w:cs="Arial"/>
@@ -10548,16 +10684,292 @@
     </w:p>
     <w:p>
       <w:pPr>
-        <w:spacing w:before="120" w:after="120" w:line="288" w:lineRule="auto"/>
-        <w:ind w:left="0"/>
-        <w:jc w:val="left"/>
-      </w:pPr>
-      <w:r>
-        <w:rPr>
-          <w:rFonts w:ascii="Arial" w:hAnsi="Arial" w:eastAsia="等线" w:cs="Arial"/>
-          <w:sz w:val="22"/>
-        </w:rPr>
-        <w:t>（注：活动网络图需结合项目管理工具绘制，核心逻辑如下）</w:t>
+        <w:spacing w:before="300" w:after="120" w:line="288" w:lineRule="auto"/>
+        <w:ind w:left="0"/>
+        <w:jc w:val="left"/>
+        <w:outlineLvl w:val="2"/>
+        <w:rPr>
+          <w:rFonts w:hint="eastAsia" w:ascii="Arial" w:hAnsi="Arial" w:eastAsia="等线" w:cs="Arial"/>
+          <w:b/>
+          <w:sz w:val="30"/>
+          <w:lang w:eastAsia="zh-CN"/>
+        </w:rPr>
+      </w:pPr>
+      <w:r>
+        <w:rPr>
+          <w:rFonts w:hint="eastAsia" w:ascii="Arial" w:hAnsi="Arial" w:eastAsia="等线" w:cs="Arial"/>
+          <w:b/>
+          <w:sz w:val="30"/>
+          <w:lang w:eastAsia="zh-CN"/>
+        </w:rPr>
+        <w:drawing>
+          <wp:inline distT="0" distB="0" distL="114300" distR="114300">
+            <wp:extent cx="5260340" cy="3324860"/>
+            <wp:effectExtent l="0" t="0" r="10160" b="2540"/>
+            <wp:docPr id="1" name="图片 1" descr="5f37be1e7a87f75507007182c7e586a8"/>
+            <wp:cNvGraphicFramePr>
+              <a:graphicFrameLocks xmlns:a="http://schemas.openxmlformats.org/drawingml/2006/main" noChangeAspect="1"/>
+            </wp:cNvGraphicFramePr>
+            <a:graphic xmlns:a="http://schemas.openxmlformats.org/drawingml/2006/main">
+              <a:graphicData uri="http://schemas.openxmlformats.org/drawingml/2006/picture">
+                <pic:pic xmlns:pic="http://schemas.openxmlformats.org/drawingml/2006/picture">
+                  <pic:nvPicPr>
+                    <pic:cNvPr id="1" name="图片 1" descr="5f37be1e7a87f75507007182c7e586a8"/>
+                    <pic:cNvPicPr>
+                      <a:picLocks noChangeAspect="1"/>
+                    </pic:cNvPicPr>
+                  </pic:nvPicPr>
+                  <pic:blipFill>
+                    <a:blip r:embed="rId7"/>
+                    <a:stretch>
+                      <a:fillRect/>
+                    </a:stretch>
+                  </pic:blipFill>
+                  <pic:spPr>
+                    <a:xfrm>
+                      <a:off x="0" y="0"/>
+                      <a:ext cx="5260340" cy="3324860"/>
+                    </a:xfrm>
+                    <a:prstGeom prst="rect">
+                      <a:avLst/>
+                    </a:prstGeom>
+                  </pic:spPr>
+                </pic:pic>
+              </a:graphicData>
+            </a:graphic>
+          </wp:inline>
+        </w:drawing>
+      </w:r>
+    </w:p>
+    <w:p>
+      <w:pPr>
+        <w:spacing w:before="300" w:after="120" w:line="288" w:lineRule="auto"/>
+        <w:ind w:left="0"/>
+        <w:jc w:val="left"/>
+        <w:outlineLvl w:val="2"/>
+        <w:rPr>
+          <w:rFonts w:hint="eastAsia" w:ascii="Arial" w:hAnsi="Arial" w:eastAsia="等线" w:cs="Arial"/>
+          <w:b/>
+          <w:sz w:val="30"/>
+          <w:lang w:eastAsia="zh-CN"/>
+        </w:rPr>
+      </w:pPr>
+      <w:r>
+        <w:rPr>
+          <w:rFonts w:hint="eastAsia" w:ascii="Arial" w:hAnsi="Arial" w:eastAsia="等线" w:cs="Arial"/>
+          <w:b/>
+          <w:sz w:val="30"/>
+          <w:lang w:eastAsia="zh-CN"/>
+        </w:rPr>
+        <w:drawing>
+          <wp:inline distT="0" distB="0" distL="114300" distR="114300">
+            <wp:extent cx="5263515" cy="3705225"/>
+            <wp:effectExtent l="0" t="0" r="6985" b="3175"/>
+            <wp:docPr id="2" name="图片 2" descr="c223f4872ac1f3b5b01c0888f57e2cfe"/>
+            <wp:cNvGraphicFramePr>
+              <a:graphicFrameLocks xmlns:a="http://schemas.openxmlformats.org/drawingml/2006/main" noChangeAspect="1"/>
+            </wp:cNvGraphicFramePr>
+            <a:graphic xmlns:a="http://schemas.openxmlformats.org/drawingml/2006/main">
+              <a:graphicData uri="http://schemas.openxmlformats.org/drawingml/2006/picture">
+                <pic:pic xmlns:pic="http://schemas.openxmlformats.org/drawingml/2006/picture">
+                  <pic:nvPicPr>
+                    <pic:cNvPr id="2" name="图片 2" descr="c223f4872ac1f3b5b01c0888f57e2cfe"/>
+                    <pic:cNvPicPr>
+                      <a:picLocks noChangeAspect="1"/>
+                    </pic:cNvPicPr>
+                  </pic:nvPicPr>
+                  <pic:blipFill>
+                    <a:blip r:embed="rId8"/>
+                    <a:stretch>
+                      <a:fillRect/>
+                    </a:stretch>
+                  </pic:blipFill>
+                  <pic:spPr>
+                    <a:xfrm>
+                      <a:off x="0" y="0"/>
+                      <a:ext cx="5263515" cy="3705225"/>
+                    </a:xfrm>
+                    <a:prstGeom prst="rect">
+                      <a:avLst/>
+                    </a:prstGeom>
+                  </pic:spPr>
+                </pic:pic>
+              </a:graphicData>
+            </a:graphic>
+          </wp:inline>
+        </w:drawing>
+      </w:r>
+    </w:p>
+    <w:p>
+      <w:pPr>
+        <w:spacing w:before="300" w:after="120" w:line="288" w:lineRule="auto"/>
+        <w:ind w:left="0"/>
+        <w:jc w:val="left"/>
+        <w:outlineLvl w:val="2"/>
+        <w:rPr>
+          <w:rFonts w:hint="eastAsia" w:ascii="Arial" w:hAnsi="Arial" w:eastAsia="等线" w:cs="Arial"/>
+          <w:b/>
+          <w:sz w:val="30"/>
+          <w:lang w:eastAsia="zh-CN"/>
+        </w:rPr>
+      </w:pPr>
+      <w:r>
+        <w:rPr>
+          <w:rFonts w:hint="eastAsia" w:ascii="Arial" w:hAnsi="Arial" w:eastAsia="等线" w:cs="Arial"/>
+          <w:b/>
+          <w:sz w:val="30"/>
+          <w:lang w:eastAsia="zh-CN"/>
+        </w:rPr>
+        <w:drawing>
+          <wp:inline distT="0" distB="0" distL="114300" distR="114300">
+            <wp:extent cx="5259705" cy="2774950"/>
+            <wp:effectExtent l="0" t="0" r="10795" b="6350"/>
+            <wp:docPr id="3" name="图片 3" descr="780cad783763c8dd479cd72ee22596da"/>
+            <wp:cNvGraphicFramePr>
+              <a:graphicFrameLocks xmlns:a="http://schemas.openxmlformats.org/drawingml/2006/main" noChangeAspect="1"/>
+            </wp:cNvGraphicFramePr>
+            <a:graphic xmlns:a="http://schemas.openxmlformats.org/drawingml/2006/main">
+              <a:graphicData uri="http://schemas.openxmlformats.org/drawingml/2006/picture">
+                <pic:pic xmlns:pic="http://schemas.openxmlformats.org/drawingml/2006/picture">
+                  <pic:nvPicPr>
+                    <pic:cNvPr id="3" name="图片 3" descr="780cad783763c8dd479cd72ee22596da"/>
+                    <pic:cNvPicPr>
+                      <a:picLocks noChangeAspect="1"/>
+                    </pic:cNvPicPr>
+                  </pic:nvPicPr>
+                  <pic:blipFill>
+                    <a:blip r:embed="rId9"/>
+                    <a:stretch>
+                      <a:fillRect/>
+                    </a:stretch>
+                  </pic:blipFill>
+                  <pic:spPr>
+                    <a:xfrm>
+                      <a:off x="0" y="0"/>
+                      <a:ext cx="5259705" cy="2774950"/>
+                    </a:xfrm>
+                    <a:prstGeom prst="rect">
+                      <a:avLst/>
+                    </a:prstGeom>
+                  </pic:spPr>
+                </pic:pic>
+              </a:graphicData>
+            </a:graphic>
+          </wp:inline>
+        </w:drawing>
+      </w:r>
+    </w:p>
+    <w:p>
+      <w:pPr>
+        <w:spacing w:before="300" w:after="120" w:line="288" w:lineRule="auto"/>
+        <w:ind w:left="0"/>
+        <w:jc w:val="left"/>
+        <w:outlineLvl w:val="2"/>
+        <w:rPr>
+          <w:rFonts w:hint="eastAsia" w:ascii="Arial" w:hAnsi="Arial" w:eastAsia="等线" w:cs="Arial"/>
+          <w:b/>
+          <w:sz w:val="30"/>
+          <w:lang w:eastAsia="zh-CN"/>
+        </w:rPr>
+      </w:pPr>
+      <w:r>
+        <w:rPr>
+          <w:rFonts w:hint="eastAsia" w:ascii="Arial" w:hAnsi="Arial" w:eastAsia="等线" w:cs="Arial"/>
+          <w:b/>
+          <w:sz w:val="30"/>
+          <w:lang w:eastAsia="zh-CN"/>
+        </w:rPr>
+        <w:drawing>
+          <wp:inline distT="0" distB="0" distL="114300" distR="114300">
+            <wp:extent cx="5270500" cy="2708910"/>
+            <wp:effectExtent l="0" t="0" r="0" b="8890"/>
+            <wp:docPr id="5" name="图片 5" descr="d8f4f63194b307cc7808cecba5b33e67"/>
+            <wp:cNvGraphicFramePr>
+              <a:graphicFrameLocks xmlns:a="http://schemas.openxmlformats.org/drawingml/2006/main" noChangeAspect="1"/>
+            </wp:cNvGraphicFramePr>
+            <a:graphic xmlns:a="http://schemas.openxmlformats.org/drawingml/2006/main">
+              <a:graphicData uri="http://schemas.openxmlformats.org/drawingml/2006/picture">
+                <pic:pic xmlns:pic="http://schemas.openxmlformats.org/drawingml/2006/picture">
+                  <pic:nvPicPr>
+                    <pic:cNvPr id="5" name="图片 5" descr="d8f4f63194b307cc7808cecba5b33e67"/>
+                    <pic:cNvPicPr>
+                      <a:picLocks noChangeAspect="1"/>
+                    </pic:cNvPicPr>
+                  </pic:nvPicPr>
+                  <pic:blipFill>
+                    <a:blip r:embed="rId10"/>
+                    <a:stretch>
+                      <a:fillRect/>
+                    </a:stretch>
+                  </pic:blipFill>
+                  <pic:spPr>
+                    <a:xfrm>
+                      <a:off x="0" y="0"/>
+                      <a:ext cx="5270500" cy="2708910"/>
+                    </a:xfrm>
+                    <a:prstGeom prst="rect">
+                      <a:avLst/>
+                    </a:prstGeom>
+                  </pic:spPr>
+                </pic:pic>
+              </a:graphicData>
+            </a:graphic>
+          </wp:inline>
+        </w:drawing>
+      </w:r>
+    </w:p>
+    <w:p>
+      <w:pPr>
+        <w:spacing w:before="320" w:after="120" w:line="288" w:lineRule="auto"/>
+        <w:ind w:left="0"/>
+        <w:jc w:val="left"/>
+        <w:outlineLvl w:val="1"/>
+      </w:pPr>
+      <w:bookmarkStart w:id="175" w:name="heading_130"/>
+      <w:bookmarkStart w:id="176" w:name="_Toc16149"/>
+      <w:r>
+        <w:rPr>
+          <w:rFonts w:ascii="Arial" w:hAnsi="Arial" w:eastAsia="等线" w:cs="Arial"/>
+          <w:b/>
+          <w:sz w:val="32"/>
+        </w:rPr>
+        <w:t>八、项目组织和资源</w:t>
+      </w:r>
+      <w:bookmarkEnd w:id="175"/>
+      <w:bookmarkEnd w:id="176"/>
+    </w:p>
+    <w:p>
+      <w:pPr>
+        <w:spacing w:before="300" w:after="120" w:line="288" w:lineRule="auto"/>
+        <w:ind w:left="0"/>
+        <w:jc w:val="left"/>
+        <w:outlineLvl w:val="2"/>
+      </w:pPr>
+      <w:bookmarkStart w:id="177" w:name="heading_131"/>
+      <w:bookmarkStart w:id="178" w:name="_Toc31295"/>
+      <w:r>
+        <w:rPr>
+          <w:rFonts w:ascii="Arial" w:hAnsi="Arial" w:eastAsia="等线" w:cs="Arial"/>
+          <w:b/>
+          <w:sz w:val="30"/>
+        </w:rPr>
+        <w:t>8.1 项目组织</w:t>
+      </w:r>
+      <w:bookmarkEnd w:id="177"/>
+      <w:bookmarkEnd w:id="178"/>
+    </w:p>
+    <w:p>
+      <w:pPr>
+        <w:spacing w:before="120" w:after="120" w:line="288" w:lineRule="auto"/>
+        <w:ind w:left="0"/>
+        <w:jc w:val="left"/>
+      </w:pPr>
+      <w:r>
+        <w:rPr>
+          <w:rFonts w:ascii="Arial" w:hAnsi="Arial" w:eastAsia="等线" w:cs="Arial"/>
+          <w:sz w:val="22"/>
+        </w:rPr>
+        <w:t>本项目采用扁平化协作型组织结构，核心团队由 4 人组成，成员地位平等，通过项目微信群、阶段评审会、问题攻坚会开展沟通协作，以 “分工负责 + 交叉补位” 的模式推进全阶段工作，具体职责与时间投入安排如下：</w:t>
       </w:r>
     </w:p>
     <w:p>
@@ -10575,7 +10987,7 @@
           <w:rFonts w:ascii="Arial" w:hAnsi="Arial" w:eastAsia="等线" w:cs="Arial"/>
           <w:sz w:val="22"/>
         </w:rPr>
-        <w:t>项目启动与准备→可行性研究→需求分析与计划→总体设计与详细设计→开发与测试→上线与总结，各阶段依次推进，前一阶段完成后进入下一阶段。</w:t>
+        <w:t>潘攀兆：全阶段承担项目统筹协调职责，负责跟踪整体进度、衔接跨成员任务，同时主导 Vue3 前端 “个人中心 + 评价反馈” 模块开发，负责退款模块、订单调度模块、订单状态更新模块开发；全阶段汇总审核所有交付文档，确保符合 GB/T 8567-2006 规范；负责用 NS 图 / PAD 图 / Jackson 图描述详细设计模块，制作评审 PPT 并准备演示话术，建立绩效评价记录表；参与会议记录更新。各阶段中，设计阶段重点完成图表绘制与 PPT 制作，开发阶段完成前端模块代码编写与调试、后端相关模块开发，上线阶段参与小程序审核材料核对、用户反馈收集。</w:t>
       </w:r>
     </w:p>
     <w:p>
@@ -10593,7 +11005,7 @@
           <w:rFonts w:ascii="Arial" w:hAnsi="Arial" w:eastAsia="等线" w:cs="Arial"/>
           <w:sz w:val="22"/>
         </w:rPr>
-        <w:t>可行性研究阶段内关键依赖：复查系统规模和目标→研究正在使用系统，导出新模型的高层逻辑模→进一步定义问题→导出和评价供选择的解法→推荐行动方针→草拟开发计划→写文档提交审查→会议纪录。</w:t>
+        <w:t>杨俊杰：全阶段负责项目统筹协调，重点把控技术方案、决策第三方服务对接事宜，同时主导后端 “订单处理 + 支付对接” 模块开发，负责微信登录模块、管理员登录模块、商品分类搜索模块开发；全阶段审核技术类文档；负责 HIPO 图修订、总体设计报告修订、Gantt 图更新（锁定关键路径与里程碑节点），修订 SRS 数据字典；参与第七章、第八章翻转课堂 PPT 制作。需求阶段设计后端数据流转逻辑，设计阶段主导数据库表结构设计与后端 RESTful API 接口文档编写，开发阶段完成后端模块代码开发与联调、前端相关模块开发，测试阶段编写接口测试用例。</w:t>
       </w:r>
     </w:p>
     <w:p>
@@ -10611,7 +11023,7 @@
           <w:rFonts w:ascii="Arial" w:hAnsi="Arial" w:eastAsia="等线" w:cs="Arial"/>
           <w:sz w:val="22"/>
         </w:rPr>
-        <w:t>需求分析与计划阶段内关键依赖：确定对系统的综合要求→分析系统的数据要求→导出系统的逻辑模型→修正系统开发计划→会议纪要。</w:t>
+        <w:t>陈鹏宇：主导 Vue3 前端 “商品浏览 + 下单支付” 模块开发，负责购物车模块、地址管理模块、订单生成模块开发；全测试阶段负责测试管理；设计阶段牵头编写总体设计方案框架，完成项目计划终版修改，修订业务流程图（补充异常处理场景），生成详细设计报告初稿；完善 SRS 文档优先级标注；负责业务流图制作、伪代码编辑、汇总第一次代码清单、测试用例设计、系统测试报告制作；参与第七章、第八章翻转课堂 PPT 制作、会议记录。需求阶段完成前端页面原型设计与用户验证，开发阶段完成前端模块代码编写，测试阶段组织配置项测试与系统测试，编写系统测试报告。</w:t>
       </w:r>
     </w:p>
     <w:p>
@@ -10629,8 +11041,78 @@
           <w:rFonts w:ascii="Arial" w:hAnsi="Arial" w:eastAsia="等线" w:cs="Arial"/>
           <w:sz w:val="22"/>
         </w:rPr>
-        <w:t>总体设计与详细设计阶段内关键依赖：设想供选择的方案→选取合理的方案→推荐最佳方案→功能分解→设计软件结构→设计数据库→制定测试计划→书写文档→审查和复审；同时并行开展业务流图制作、HIPO图制作、数据库创建与设计、原型完善等工作，后续开展伪代码编辑、各功能模块设计、图表制作、PPT制作、会议记录等工作。</w:t>
-      </w:r>
+        <w:t>王杰铭：全阶段配合其他成员完成开发与测试任务，承担技术辅助与模块补位角色；协助开发 Vue3 前端 “订单跟踪” 模块，负责微信支付模块开发；负责 GitHub 项目管理（完善仓库配置、同步文档、新增 “任务进展跟踪” 目录）、ER 图生成、原型全流程功能适配、数据库脚本生成、数据库创建与设计；辅助编制文档；负责修改前端代码 bug、前后端链接。设计阶段协助完善前端路由规划与 Pinia 状态管理方案，开发阶段完成 “订单跟踪” 模块、微信支付模块代码编写，测试阶段协助执行测试用例、记录测试缺陷，上线阶段参与用户反馈收集。</w:t>
+      </w:r>
+    </w:p>
+    <w:p>
+      <w:pPr>
+        <w:spacing w:before="300" w:after="120" w:line="288" w:lineRule="auto"/>
+        <w:ind w:left="0"/>
+        <w:jc w:val="left"/>
+        <w:outlineLvl w:val="2"/>
+      </w:pPr>
+      <w:bookmarkStart w:id="179" w:name="_Toc31780"/>
+      <w:bookmarkStart w:id="180" w:name="heading_132"/>
+      <w:r>
+        <w:rPr>
+          <w:rFonts w:ascii="Arial" w:hAnsi="Arial" w:eastAsia="等线" w:cs="Arial"/>
+          <w:b/>
+          <w:sz w:val="30"/>
+        </w:rPr>
+        <w:t>8.2 项目资源</w:t>
+      </w:r>
+      <w:bookmarkEnd w:id="179"/>
+      <w:bookmarkEnd w:id="180"/>
+    </w:p>
+    <w:p>
+      <w:pPr>
+        <w:spacing w:before="260" w:after="120" w:line="288" w:lineRule="auto"/>
+        <w:ind w:left="0"/>
+        <w:jc w:val="left"/>
+        <w:outlineLvl w:val="3"/>
+      </w:pPr>
+      <w:bookmarkStart w:id="181" w:name="heading_133"/>
+      <w:r>
+        <w:rPr>
+          <w:rFonts w:ascii="Arial" w:hAnsi="Arial" w:eastAsia="等线" w:cs="Arial"/>
+          <w:b/>
+          <w:sz w:val="28"/>
+        </w:rPr>
+        <w:t>8.2.1 人力资源</w:t>
+      </w:r>
+      <w:bookmarkEnd w:id="181"/>
+    </w:p>
+    <w:p>
+      <w:pPr>
+        <w:spacing w:before="120" w:after="120" w:line="288" w:lineRule="auto"/>
+        <w:ind w:left="0"/>
+        <w:jc w:val="left"/>
+      </w:pPr>
+      <w:r>
+        <w:rPr>
+          <w:rFonts w:ascii="Arial" w:hAnsi="Arial" w:eastAsia="等线" w:cs="Arial"/>
+          <w:sz w:val="22"/>
+        </w:rPr>
+        <w:t>核心团队 4 人全职投入项目，项目周期内每人总投入时间按更新后的进度计划调整，各职责模块时间占比明确：项目管理工作占 20%，软件工程开发工作占 60%，软件测试工作占 10%，软件文档编制工作占 10%。</w:t>
+      </w:r>
+    </w:p>
+    <w:p>
+      <w:pPr>
+        <w:spacing w:before="260" w:after="120" w:line="288" w:lineRule="auto"/>
+        <w:ind w:left="0"/>
+        <w:jc w:val="left"/>
+        <w:outlineLvl w:val="3"/>
+      </w:pPr>
+      <w:bookmarkStart w:id="182" w:name="heading_134"/>
+      <w:r>
+        <w:rPr>
+          <w:rFonts w:ascii="Arial" w:hAnsi="Arial" w:eastAsia="等线" w:cs="Arial"/>
+          <w:b/>
+          <w:sz w:val="28"/>
+        </w:rPr>
+        <w:t>8.2.2 开发人员要使用的设施</w:t>
+      </w:r>
+      <w:bookmarkEnd w:id="182"/>
     </w:p>
     <w:p>
       <w:pPr>
@@ -10647,7 +11129,7 @@
           <w:rFonts w:ascii="Arial" w:hAnsi="Arial" w:eastAsia="等线" w:cs="Arial"/>
           <w:sz w:val="22"/>
         </w:rPr>
-        <w:t>开发与测试阶段内关键依赖：后端开发、数据库制作/前端开发→前后端链接→优化前端代码→修改前端代码bug；同时并行开展翻转课堂PPT制作、代码清单汇总、会议记录更新、甘特图更新、测试用例设计、系统测试报告制作、评审PPT制作、用户手册制作与更新等工作。</w:t>
+        <w:t>地理位置：团队成员主要在校园内的宿舍或实验室进行开发工作。</w:t>
       </w:r>
     </w:p>
     <w:p>
@@ -10665,8 +11147,154 @@
           <w:rFonts w:ascii="Arial" w:hAnsi="Arial" w:eastAsia="等线" w:cs="Arial"/>
           <w:sz w:val="22"/>
         </w:rPr>
-        <w:t>上线与总结阶段内关键依赖：提交小程序到微信审核→审核通过后上线试点→收集反馈，修复bug→编写项目总结报告→会议记录更新。</w:t>
-      </w:r>
+        <w:t>设施：每人配备一台个人电脑，用于开发和测试；服务器采用腾讯云轻量应用服务器，用于部署后端服务和前端资源。</w:t>
+      </w:r>
+    </w:p>
+    <w:p>
+      <w:pPr>
+        <w:spacing w:before="120" w:after="120" w:line="288" w:lineRule="auto"/>
+        <w:ind w:left="0"/>
+        <w:jc w:val="left"/>
+      </w:pPr>
+      <w:r>
+        <w:rPr>
+          <w:rFonts w:ascii="Arial" w:hAnsi="Arial" w:eastAsia="等线" w:cs="Arial"/>
+          <w:sz w:val="22"/>
+        </w:rPr>
+        <w:t>无保密区域和特殊设施要求。</w:t>
+      </w:r>
+    </w:p>
+    <w:p>
+      <w:pPr>
+        <w:spacing w:before="260" w:after="120" w:line="288" w:lineRule="auto"/>
+        <w:ind w:left="0"/>
+        <w:jc w:val="left"/>
+        <w:outlineLvl w:val="3"/>
+      </w:pPr>
+      <w:bookmarkStart w:id="183" w:name="heading_135"/>
+      <w:r>
+        <w:rPr>
+          <w:rFonts w:ascii="Arial" w:hAnsi="Arial" w:eastAsia="等线" w:cs="Arial"/>
+          <w:b/>
+          <w:sz w:val="28"/>
+        </w:rPr>
+        <w:t>8.2.3 需方应提供的设备、软件、服务、文档、资料及设施</w:t>
+      </w:r>
+      <w:bookmarkEnd w:id="183"/>
+    </w:p>
+    <w:p>
+      <w:pPr>
+        <w:spacing w:before="120" w:after="120" w:line="288" w:lineRule="auto"/>
+        <w:ind w:left="0"/>
+        <w:jc w:val="left"/>
+      </w:pPr>
+      <w:r>
+        <w:rPr>
+          <w:rFonts w:ascii="Arial" w:hAnsi="Arial" w:eastAsia="等线" w:cs="Arial"/>
+          <w:sz w:val="22"/>
+        </w:rPr>
+        <w:t>需方（课程指导老师）需提供课程相关的教学资料和技术指导，协助解决项目开发过程中遇到的技术难题。无需提供其他设备、软件、服务和设施。</w:t>
+      </w:r>
+    </w:p>
+    <w:p>
+      <w:pPr>
+        <w:spacing w:before="260" w:after="120" w:line="288" w:lineRule="auto"/>
+        <w:ind w:left="0"/>
+        <w:jc w:val="left"/>
+        <w:outlineLvl w:val="3"/>
+      </w:pPr>
+      <w:bookmarkStart w:id="184" w:name="heading_136"/>
+      <w:r>
+        <w:rPr>
+          <w:rFonts w:ascii="Arial" w:hAnsi="Arial" w:eastAsia="等线" w:cs="Arial"/>
+          <w:b/>
+          <w:sz w:val="28"/>
+        </w:rPr>
+        <w:t>8.2.4 其他所需的资源</w:t>
+      </w:r>
+      <w:bookmarkEnd w:id="184"/>
+    </w:p>
+    <w:p>
+      <w:pPr>
+        <w:spacing w:before="120" w:after="120" w:line="288" w:lineRule="auto"/>
+        <w:ind w:left="0"/>
+        <w:jc w:val="left"/>
+      </w:pPr>
+      <w:r>
+        <w:rPr>
+          <w:rFonts w:ascii="Arial" w:hAnsi="Arial" w:eastAsia="等线" w:cs="Arial"/>
+          <w:sz w:val="22"/>
+        </w:rPr>
+        <w:t>微信小程序账号：用于提交小程序审核和上线，在项目启动阶段完成注册和准备。</w:t>
+      </w:r>
+    </w:p>
+    <w:p>
+      <w:pPr>
+        <w:spacing w:before="120" w:after="120" w:line="288" w:lineRule="auto"/>
+        <w:ind w:left="0"/>
+        <w:jc w:val="left"/>
+      </w:pPr>
+      <w:r>
+        <w:rPr>
+          <w:rFonts w:ascii="Arial" w:hAnsi="Arial" w:eastAsia="等线" w:cs="Arial"/>
+          <w:sz w:val="22"/>
+        </w:rPr>
+        <w:t>开发工具：微信开发者工具、VS Code、Taro CLI、MySQL Workbench、Axure、Prometheus、Grafana 等，在项目启动阶段由团队成员各自安装配置完成。</w:t>
+      </w:r>
+    </w:p>
+    <w:p>
+      <w:pPr>
+        <w:spacing w:before="120" w:after="120" w:line="288" w:lineRule="auto"/>
+        <w:ind w:left="0"/>
+        <w:jc w:val="left"/>
+      </w:pPr>
+      <w:r>
+        <w:rPr>
+          <w:rFonts w:ascii="Arial" w:hAnsi="Arial" w:eastAsia="等线" w:cs="Arial"/>
+          <w:sz w:val="22"/>
+        </w:rPr>
+        <w:t>测试设备：不同型号的 iOS 和 Android 手机，在需求分析与计划阶段准备完成。</w:t>
+      </w:r>
+    </w:p>
+    <w:p>
+      <w:pPr>
+        <w:spacing w:before="320" w:after="120" w:line="288" w:lineRule="auto"/>
+        <w:ind w:left="0"/>
+        <w:jc w:val="left"/>
+        <w:outlineLvl w:val="1"/>
+      </w:pPr>
+      <w:bookmarkStart w:id="185" w:name="heading_137"/>
+      <w:bookmarkStart w:id="186" w:name="_Toc15674"/>
+      <w:r>
+        <w:rPr>
+          <w:rFonts w:ascii="Arial" w:hAnsi="Arial" w:eastAsia="等线" w:cs="Arial"/>
+          <w:b/>
+          <w:sz w:val="32"/>
+        </w:rPr>
+        <w:t>九、培训</w:t>
+      </w:r>
+      <w:bookmarkEnd w:id="185"/>
+      <w:bookmarkEnd w:id="186"/>
+    </w:p>
+    <w:p>
+      <w:pPr>
+        <w:spacing w:before="300" w:after="120" w:line="288" w:lineRule="auto"/>
+        <w:ind w:left="0"/>
+        <w:jc w:val="left"/>
+        <w:outlineLvl w:val="2"/>
+      </w:pPr>
+      <w:bookmarkStart w:id="187" w:name="_Toc17110"/>
+      <w:bookmarkStart w:id="188" w:name="heading_138"/>
+      <w:r>
+        <w:rPr>
+          <w:rFonts w:ascii="Arial" w:hAnsi="Arial" w:eastAsia="等线" w:cs="Arial"/>
+          <w:b/>
+          <w:sz w:val="30"/>
+        </w:rPr>
+        <w:t>9.1 项目的技术要求</w:t>
+      </w:r>
+      <w:bookmarkEnd w:id="187"/>
+      <w:bookmarkEnd w:id="188"/>
     </w:p>
     <w:p>
       <w:pPr>
@@ -10683,61 +11311,7 @@
           <w:rFonts w:ascii="Arial" w:hAnsi="Arial" w:eastAsia="等线" w:cs="Arial"/>
           <w:sz w:val="22"/>
         </w:rPr>
-        <w:t>各阶段按甘特图明确的前置任务和工期推进，确保任务衔接顺畅。</w:t>
-      </w:r>
-    </w:p>
-    <w:p>
-      <w:pPr>
-        <w:spacing w:before="320" w:after="120" w:line="288" w:lineRule="auto"/>
-        <w:ind w:left="0"/>
-        <w:jc w:val="left"/>
-        <w:outlineLvl w:val="1"/>
-      </w:pPr>
-      <w:bookmarkStart w:id="175" w:name="heading_130"/>
-      <w:bookmarkStart w:id="176" w:name="_Toc16149"/>
-      <w:r>
-        <w:rPr>
-          <w:rFonts w:ascii="Arial" w:hAnsi="Arial" w:eastAsia="等线" w:cs="Arial"/>
-          <w:b/>
-          <w:sz w:val="32"/>
-        </w:rPr>
-        <w:t>八、项目组织和资源</w:t>
-      </w:r>
-      <w:bookmarkEnd w:id="175"/>
-      <w:bookmarkEnd w:id="176"/>
-    </w:p>
-    <w:p>
-      <w:pPr>
-        <w:spacing w:before="300" w:after="120" w:line="288" w:lineRule="auto"/>
-        <w:ind w:left="0"/>
-        <w:jc w:val="left"/>
-        <w:outlineLvl w:val="2"/>
-      </w:pPr>
-      <w:bookmarkStart w:id="177" w:name="heading_131"/>
-      <w:bookmarkStart w:id="178" w:name="_Toc31295"/>
-      <w:r>
-        <w:rPr>
-          <w:rFonts w:ascii="Arial" w:hAnsi="Arial" w:eastAsia="等线" w:cs="Arial"/>
-          <w:b/>
-          <w:sz w:val="30"/>
-        </w:rPr>
-        <w:t>8.1 项目组织</w:t>
-      </w:r>
-      <w:bookmarkEnd w:id="177"/>
-      <w:bookmarkEnd w:id="178"/>
-    </w:p>
-    <w:p>
-      <w:pPr>
-        <w:spacing w:before="120" w:after="120" w:line="288" w:lineRule="auto"/>
-        <w:ind w:left="0"/>
-        <w:jc w:val="left"/>
-      </w:pPr>
-      <w:r>
-        <w:rPr>
-          <w:rFonts w:ascii="Arial" w:hAnsi="Arial" w:eastAsia="等线" w:cs="Arial"/>
-          <w:sz w:val="22"/>
-        </w:rPr>
-        <w:t>本项目采用扁平化协作型组织结构，核心团队由 4 人组成，成员地位平等，通过项目微信群、阶段评审会、问题攻坚会开展沟通协作，以 “分工负责 + 交叉补位” 的模式推进全阶段工作，具体职责与时间投入安排如下：</w:t>
+        <w:t>管理技术：掌握项目计划制定、进度跟踪、风险管控、团队沟通等项目管理技能。</w:t>
       </w:r>
     </w:p>
     <w:p>
@@ -10755,8 +11329,82 @@
           <w:rFonts w:ascii="Arial" w:hAnsi="Arial" w:eastAsia="等线" w:cs="Arial"/>
           <w:sz w:val="22"/>
         </w:rPr>
-        <w:t>潘攀兆：全阶段承担项目统筹协调职责，负责跟踪整体进度、衔接跨成员任务，同时主导 Vue3 前端 “个人中心 + 评价反馈” 模块开发，负责退款模块、订单调度模块、订单状态更新模块开发；全阶段汇总审核所有交付文档，确保符合 GB/T 8567-2006 规范；负责用 NS 图 / PAD 图 / Jackson 图描述详细设计模块，制作评审 PPT 并准备演示话术，建立绩效评价记录表；参与会议记录更新。各阶段中，设计阶段重点完成图表绘制与 PPT 制作，开发阶段完成前端模块代码编写与调试、后端相关模块开发，上线阶段参与小程序审核材料核对、用户反馈收集。</w:t>
-      </w:r>
+        <w:t>开发技术：熟练掌握 Vue3、Taro3、Pinia、Node.js、Express、MySQL、Redis 等技术，具备前端开发、后端开发、数据库设计和测试的能力，熟悉新增功能模块相关技术实现。</w:t>
+      </w:r>
+    </w:p>
+    <w:p>
+      <w:pPr>
+        <w:spacing w:before="300" w:after="120" w:line="288" w:lineRule="auto"/>
+        <w:ind w:left="0"/>
+        <w:jc w:val="left"/>
+        <w:outlineLvl w:val="2"/>
+      </w:pPr>
+      <w:bookmarkStart w:id="189" w:name="heading_139"/>
+      <w:bookmarkStart w:id="190" w:name="_Toc16341"/>
+      <w:r>
+        <w:rPr>
+          <w:rFonts w:ascii="Arial" w:hAnsi="Arial" w:eastAsia="等线" w:cs="Arial"/>
+          <w:b/>
+          <w:sz w:val="30"/>
+        </w:rPr>
+        <w:t>9.2 培训计划</w:t>
+      </w:r>
+      <w:bookmarkEnd w:id="189"/>
+      <w:bookmarkEnd w:id="190"/>
+    </w:p>
+    <w:p>
+      <w:pPr>
+        <w:spacing w:before="120" w:after="120" w:line="288" w:lineRule="auto"/>
+        <w:ind w:left="0"/>
+        <w:jc w:val="left"/>
+      </w:pPr>
+      <w:r>
+        <w:rPr>
+          <w:rFonts w:ascii="Arial" w:hAnsi="Arial" w:eastAsia="等线" w:cs="Arial"/>
+          <w:sz w:val="22"/>
+        </w:rPr>
+        <w:t>项目团队成员已具备一定的技术基础，能够满足项目开发的基本需求。对于开发过程中遇到的新技术和难点问题，将通过查阅官方文档、咨询课程老师和学长、团队内部交流讨论等方式进行学习和解决，暂不安排专门的培训课程。</w:t>
+      </w:r>
+    </w:p>
+    <w:p>
+      <w:pPr>
+        <w:spacing w:before="320" w:after="120" w:line="288" w:lineRule="auto"/>
+        <w:ind w:left="0"/>
+        <w:jc w:val="left"/>
+        <w:outlineLvl w:val="1"/>
+      </w:pPr>
+      <w:bookmarkStart w:id="191" w:name="heading_140"/>
+      <w:bookmarkStart w:id="192" w:name="_Toc9746"/>
+      <w:r>
+        <w:rPr>
+          <w:rFonts w:ascii="Arial" w:hAnsi="Arial" w:eastAsia="等线" w:cs="Arial"/>
+          <w:b/>
+          <w:sz w:val="32"/>
+        </w:rPr>
+        <w:t>十、项目估算</w:t>
+      </w:r>
+      <w:bookmarkEnd w:id="191"/>
+      <w:bookmarkEnd w:id="192"/>
+    </w:p>
+    <w:p>
+      <w:pPr>
+        <w:spacing w:before="300" w:after="120" w:line="288" w:lineRule="auto"/>
+        <w:ind w:left="0"/>
+        <w:jc w:val="left"/>
+        <w:outlineLvl w:val="2"/>
+      </w:pPr>
+      <w:bookmarkStart w:id="193" w:name="heading_141"/>
+      <w:bookmarkStart w:id="194" w:name="_Toc1949"/>
+      <w:r>
+        <w:rPr>
+          <w:rFonts w:ascii="Arial" w:hAnsi="Arial" w:eastAsia="等线" w:cs="Arial"/>
+          <w:b/>
+          <w:sz w:val="30"/>
+        </w:rPr>
+        <w:t>10.1 规模估算</w:t>
+      </w:r>
+      <w:bookmarkEnd w:id="193"/>
+      <w:bookmarkEnd w:id="194"/>
     </w:p>
     <w:p>
       <w:pPr>
@@ -10773,7 +11421,7 @@
           <w:rFonts w:ascii="Arial" w:hAnsi="Arial" w:eastAsia="等线" w:cs="Arial"/>
           <w:sz w:val="22"/>
         </w:rPr>
-        <w:t>杨俊杰：全阶段负责项目统筹协调，重点把控技术方案、决策第三方服务对接事宜，同时主导后端 “订单处理 + 支付对接” 模块开发，负责微信登录模块、管理员登录模块、商品分类搜索模块开发；全阶段审核技术类文档；负责 HIPO 图修订、总体设计报告修订、Gantt 图更新（锁定关键路径与里程碑节点），修订 SRS 数据字典；参与第七章、第八章翻转课堂 PPT 制作。需求阶段设计后端数据流转逻辑，设计阶段主导数据库表结构设计与后端 RESTful API 接口文档编写，开发阶段完成后端模块代码开发与联调、前端相关模块开发，测试阶段编写接口测试用例。</w:t>
+        <w:t>代码规模：前端代码约 8000-12000 行（含新增功能模块代码），后端代码约 5000-8000 行（含新增功能模块代码），数据库脚本约 1000-1500 行。</w:t>
       </w:r>
     </w:p>
     <w:p>
@@ -10791,8 +11439,62 @@
           <w:rFonts w:ascii="Arial" w:hAnsi="Arial" w:eastAsia="等线" w:cs="Arial"/>
           <w:sz w:val="22"/>
         </w:rPr>
-        <w:t>陈鹏宇：主导 Vue3 前端 “商品浏览 + 下单支付” 模块开发，负责购物车模块、地址管理模块、订单生成模块开发；全测试阶段负责测试管理；设计阶段牵头编写总体设计方案框架，完成项目计划终版修改，修订业务流程图（补充异常处理场景），生成详细设计报告初稿；完善 SRS 文档优先级标注；负责业务流图制作、伪代码编辑、汇总第一次代码清单、测试用例设计、系统测试报告制作；参与第七章、第八章翻转课堂 PPT 制作、会议记录。需求阶段完成前端页面原型设计与用户验证，开发阶段完成前端模块代码编写，测试阶段组织配置项测试与系统测试，编写系统测试报告。</w:t>
-      </w:r>
+        <w:t>文档规模：各类文档总字数约 100000-120000 字（含新增文档）。</w:t>
+      </w:r>
+    </w:p>
+    <w:p>
+      <w:pPr>
+        <w:spacing w:before="300" w:after="120" w:line="288" w:lineRule="auto"/>
+        <w:ind w:left="0"/>
+        <w:jc w:val="left"/>
+        <w:outlineLvl w:val="2"/>
+      </w:pPr>
+      <w:bookmarkStart w:id="195" w:name="_Toc25191"/>
+      <w:bookmarkStart w:id="196" w:name="heading_142"/>
+      <w:r>
+        <w:rPr>
+          <w:rFonts w:ascii="Arial" w:hAnsi="Arial" w:eastAsia="等线" w:cs="Arial"/>
+          <w:b/>
+          <w:sz w:val="30"/>
+        </w:rPr>
+        <w:t>10.2 工作量估算</w:t>
+      </w:r>
+      <w:bookmarkEnd w:id="195"/>
+      <w:bookmarkEnd w:id="196"/>
+    </w:p>
+    <w:p>
+      <w:pPr>
+        <w:spacing w:before="120" w:after="120" w:line="288" w:lineRule="auto"/>
+        <w:ind w:left="0"/>
+        <w:jc w:val="left"/>
+      </w:pPr>
+      <w:r>
+        <w:rPr>
+          <w:rFonts w:ascii="Arial" w:hAnsi="Arial" w:eastAsia="等线" w:cs="Arial"/>
+          <w:sz w:val="22"/>
+        </w:rPr>
+        <w:t>项目总工作量约 588 人天，其中项目启动与准备阶段约 7 人天，需求分析与计划阶段约 92 人天，可行性研究阶段约 62 人天，总体设计与详细设计阶段约 105 人天，开发与测试阶段约 210 人天，上线与总结阶段约 112 人天。</w:t>
+      </w:r>
+    </w:p>
+    <w:p>
+      <w:pPr>
+        <w:spacing w:before="300" w:after="120" w:line="288" w:lineRule="auto"/>
+        <w:ind w:left="0"/>
+        <w:jc w:val="left"/>
+        <w:outlineLvl w:val="2"/>
+      </w:pPr>
+      <w:bookmarkStart w:id="197" w:name="heading_143"/>
+      <w:bookmarkStart w:id="198" w:name="_Toc24373"/>
+      <w:r>
+        <w:rPr>
+          <w:rFonts w:ascii="Arial" w:hAnsi="Arial" w:eastAsia="等线" w:cs="Arial"/>
+          <w:b/>
+          <w:sz w:val="30"/>
+        </w:rPr>
+        <w:t>10.3 成本估算</w:t>
+      </w:r>
+      <w:bookmarkEnd w:id="197"/>
+      <w:bookmarkEnd w:id="198"/>
     </w:p>
     <w:p>
       <w:pPr>
@@ -10809,78 +11511,8 @@
           <w:rFonts w:ascii="Arial" w:hAnsi="Arial" w:eastAsia="等线" w:cs="Arial"/>
           <w:sz w:val="22"/>
         </w:rPr>
-        <w:t>王杰铭：全阶段配合其他成员完成开发与测试任务，承担技术辅助与模块补位角色；协助开发 Vue3 前端 “订单跟踪” 模块，负责微信支付模块开发；负责 GitHub 项目管理（完善仓库配置、同步文档、新增 “任务进展跟踪” 目录）、ER 图生成、原型全流程功能适配、数据库脚本生成、数据库创建与设计；辅助编制文档；负责修改前端代码 bug、前后端链接。设计阶段协助完善前端路由规划与 Pinia 状态管理方案，开发阶段完成 “订单跟踪” 模块、微信支付模块代码编写，测试阶段协助执行测试用例、记录测试缺陷，上线阶段参与用户反馈收集。</w:t>
-      </w:r>
-    </w:p>
-    <w:p>
-      <w:pPr>
-        <w:spacing w:before="300" w:after="120" w:line="288" w:lineRule="auto"/>
-        <w:ind w:left="0"/>
-        <w:jc w:val="left"/>
-        <w:outlineLvl w:val="2"/>
-      </w:pPr>
-      <w:bookmarkStart w:id="179" w:name="heading_132"/>
-      <w:bookmarkStart w:id="180" w:name="_Toc31780"/>
-      <w:r>
-        <w:rPr>
-          <w:rFonts w:ascii="Arial" w:hAnsi="Arial" w:eastAsia="等线" w:cs="Arial"/>
-          <w:b/>
-          <w:sz w:val="30"/>
-        </w:rPr>
-        <w:t>8.2 项目资源</w:t>
-      </w:r>
-      <w:bookmarkEnd w:id="179"/>
-      <w:bookmarkEnd w:id="180"/>
-    </w:p>
-    <w:p>
-      <w:pPr>
-        <w:spacing w:before="260" w:after="120" w:line="288" w:lineRule="auto"/>
-        <w:ind w:left="0"/>
-        <w:jc w:val="left"/>
-        <w:outlineLvl w:val="3"/>
-      </w:pPr>
-      <w:bookmarkStart w:id="181" w:name="heading_133"/>
-      <w:r>
-        <w:rPr>
-          <w:rFonts w:ascii="Arial" w:hAnsi="Arial" w:eastAsia="等线" w:cs="Arial"/>
-          <w:b/>
-          <w:sz w:val="28"/>
-        </w:rPr>
-        <w:t>8.2.1 人力资源</w:t>
-      </w:r>
-      <w:bookmarkEnd w:id="181"/>
-    </w:p>
-    <w:p>
-      <w:pPr>
-        <w:spacing w:before="120" w:after="120" w:line="288" w:lineRule="auto"/>
-        <w:ind w:left="0"/>
-        <w:jc w:val="left"/>
-      </w:pPr>
-      <w:r>
-        <w:rPr>
-          <w:rFonts w:ascii="Arial" w:hAnsi="Arial" w:eastAsia="等线" w:cs="Arial"/>
-          <w:sz w:val="22"/>
-        </w:rPr>
-        <w:t>核心团队 4 人全职投入项目，项目周期内每人总投入时间按更新后的进度计划调整，各职责模块时间占比明确：项目管理工作占 20%，软件工程开发工作占 60%，软件测试工作占 10%，软件文档编制工作占 10%。</w:t>
-      </w:r>
-    </w:p>
-    <w:p>
-      <w:pPr>
-        <w:spacing w:before="260" w:after="120" w:line="288" w:lineRule="auto"/>
-        <w:ind w:left="0"/>
-        <w:jc w:val="left"/>
-        <w:outlineLvl w:val="3"/>
-      </w:pPr>
-      <w:bookmarkStart w:id="182" w:name="heading_134"/>
-      <w:r>
-        <w:rPr>
-          <w:rFonts w:ascii="Arial" w:hAnsi="Arial" w:eastAsia="等线" w:cs="Arial"/>
-          <w:b/>
-          <w:sz w:val="28"/>
-        </w:rPr>
-        <w:t>8.2.2 开发人员要使用的设施</w:t>
-      </w:r>
-      <w:bookmarkEnd w:id="182"/>
+        <w:t>人力资源成本：项目为课程项目，无实际人力成本支出。</w:t>
+      </w:r>
     </w:p>
     <w:p>
       <w:pPr>
@@ -10897,7 +11529,7 @@
           <w:rFonts w:ascii="Arial" w:hAnsi="Arial" w:eastAsia="等线" w:cs="Arial"/>
           <w:sz w:val="22"/>
         </w:rPr>
-        <w:t>地理位置：团队成员主要在校园内的宿舍或实验室进行开发工作。</w:t>
+        <w:t>设备资源成本：个人电脑为团队成员自有，服务器租赁费用约 500 元 / 年。</w:t>
       </w:r>
     </w:p>
     <w:p>
@@ -10915,134 +11547,22 @@
           <w:rFonts w:ascii="Arial" w:hAnsi="Arial" w:eastAsia="等线" w:cs="Arial"/>
           <w:sz w:val="22"/>
         </w:rPr>
-        <w:t>设施：每人配备一台个人电脑，用于开发和测试；服务器采用腾讯云轻量应用服务器，用于部署后端服务和前端资源。</w:t>
-      </w:r>
-    </w:p>
-    <w:p>
-      <w:pPr>
-        <w:spacing w:before="120" w:after="120" w:line="288" w:lineRule="auto"/>
-        <w:ind w:left="0"/>
-        <w:jc w:val="left"/>
-      </w:pPr>
-      <w:r>
-        <w:rPr>
-          <w:rFonts w:ascii="Arial" w:hAnsi="Arial" w:eastAsia="等线" w:cs="Arial"/>
-          <w:sz w:val="22"/>
-        </w:rPr>
-        <w:t>无保密区域和特殊设施要求。</w:t>
-      </w:r>
-    </w:p>
-    <w:p>
-      <w:pPr>
-        <w:spacing w:before="260" w:after="120" w:line="288" w:lineRule="auto"/>
-        <w:ind w:left="0"/>
-        <w:jc w:val="left"/>
-        <w:outlineLvl w:val="3"/>
-      </w:pPr>
-      <w:bookmarkStart w:id="183" w:name="heading_135"/>
-      <w:r>
-        <w:rPr>
-          <w:rFonts w:ascii="Arial" w:hAnsi="Arial" w:eastAsia="等线" w:cs="Arial"/>
-          <w:b/>
-          <w:sz w:val="28"/>
-        </w:rPr>
-        <w:t>8.2.3 需方应提供的设备、软件、服务、文档、资料及设施</w:t>
-      </w:r>
-      <w:bookmarkEnd w:id="183"/>
-    </w:p>
-    <w:p>
-      <w:pPr>
-        <w:spacing w:before="120" w:after="120" w:line="288" w:lineRule="auto"/>
-        <w:ind w:left="0"/>
-        <w:jc w:val="left"/>
-      </w:pPr>
-      <w:r>
-        <w:rPr>
-          <w:rFonts w:ascii="Arial" w:hAnsi="Arial" w:eastAsia="等线" w:cs="Arial"/>
-          <w:sz w:val="22"/>
-        </w:rPr>
-        <w:t>需方（课程指导老师）需提供课程相关的教学资料和技术指导，协助解决项目开发过程中遇到的技术难题。无需提供其他设备、软件、服务和设施。</w:t>
-      </w:r>
-    </w:p>
-    <w:p>
-      <w:pPr>
-        <w:spacing w:before="260" w:after="120" w:line="288" w:lineRule="auto"/>
-        <w:ind w:left="0"/>
-        <w:jc w:val="left"/>
-        <w:outlineLvl w:val="3"/>
-      </w:pPr>
-      <w:bookmarkStart w:id="184" w:name="heading_136"/>
-      <w:r>
-        <w:rPr>
-          <w:rFonts w:ascii="Arial" w:hAnsi="Arial" w:eastAsia="等线" w:cs="Arial"/>
-          <w:b/>
-          <w:sz w:val="28"/>
-        </w:rPr>
-        <w:t>8.2.4 其他所需的资源</w:t>
-      </w:r>
-      <w:bookmarkEnd w:id="184"/>
-    </w:p>
-    <w:p>
-      <w:pPr>
-        <w:spacing w:before="120" w:after="120" w:line="288" w:lineRule="auto"/>
-        <w:ind w:left="0"/>
-        <w:jc w:val="left"/>
-      </w:pPr>
-      <w:r>
-        <w:rPr>
-          <w:rFonts w:ascii="Arial" w:hAnsi="Arial" w:eastAsia="等线" w:cs="Arial"/>
-          <w:sz w:val="22"/>
-        </w:rPr>
-        <w:t>微信小程序账号：用于提交小程序审核和上线，在项目启动阶段完成注册和准备。</w:t>
-      </w:r>
-    </w:p>
-    <w:p>
-      <w:pPr>
-        <w:spacing w:before="120" w:after="120" w:line="288" w:lineRule="auto"/>
-        <w:ind w:left="0"/>
-        <w:jc w:val="left"/>
-      </w:pPr>
-      <w:r>
-        <w:rPr>
-          <w:rFonts w:ascii="Arial" w:hAnsi="Arial" w:eastAsia="等线" w:cs="Arial"/>
-          <w:sz w:val="22"/>
-        </w:rPr>
-        <w:t>开发工具：微信开发者工具、VS Code、Taro CLI、MySQL Workbench、Axure、Prometheus、Grafana 等，在项目启动阶段由团队成员各自安装配置完成。</w:t>
-      </w:r>
-    </w:p>
-    <w:p>
-      <w:pPr>
-        <w:spacing w:before="120" w:after="120" w:line="288" w:lineRule="auto"/>
-        <w:ind w:left="0"/>
-        <w:jc w:val="left"/>
-      </w:pPr>
-      <w:r>
-        <w:rPr>
-          <w:rFonts w:ascii="Arial" w:hAnsi="Arial" w:eastAsia="等线" w:cs="Arial"/>
-          <w:sz w:val="22"/>
-        </w:rPr>
-        <w:t>测试设备：不同型号的 iOS 和 Android 手机，在需求分析与计划阶段准备完成。</w:t>
-      </w:r>
-    </w:p>
-    <w:p>
-      <w:pPr>
-        <w:spacing w:before="320" w:after="120" w:line="288" w:lineRule="auto"/>
-        <w:ind w:left="0"/>
-        <w:jc w:val="left"/>
-        <w:outlineLvl w:val="1"/>
-      </w:pPr>
-      <w:bookmarkStart w:id="185" w:name="heading_137"/>
-      <w:bookmarkStart w:id="186" w:name="_Toc15674"/>
-      <w:r>
-        <w:rPr>
-          <w:rFonts w:ascii="Arial" w:hAnsi="Arial" w:eastAsia="等线" w:cs="Arial"/>
-          <w:b/>
-          <w:sz w:val="32"/>
-        </w:rPr>
-        <w:t>九、培训</w:t>
-      </w:r>
-      <w:bookmarkEnd w:id="185"/>
-      <w:bookmarkEnd w:id="186"/>
+        <w:t>其他成本：无其他重大成本支出。</w:t>
+      </w:r>
+    </w:p>
+    <w:p>
+      <w:pPr>
+        <w:spacing w:before="120" w:after="120" w:line="288" w:lineRule="auto"/>
+        <w:ind w:left="0"/>
+        <w:jc w:val="left"/>
+      </w:pPr>
+      <w:r>
+        <w:rPr>
+          <w:rFonts w:ascii="Arial" w:hAnsi="Arial" w:eastAsia="等线" w:cs="Arial"/>
+          <w:sz w:val="22"/>
+        </w:rPr>
+        <w:t>总估算成本约 500 元。</w:t>
+      </w:r>
     </w:p>
     <w:p>
       <w:pPr>
@@ -11051,18 +11571,18 @@
         <w:jc w:val="left"/>
         <w:outlineLvl w:val="2"/>
       </w:pPr>
-      <w:bookmarkStart w:id="187" w:name="heading_138"/>
-      <w:bookmarkStart w:id="188" w:name="_Toc17110"/>
+      <w:bookmarkStart w:id="199" w:name="heading_144"/>
+      <w:bookmarkStart w:id="200" w:name="_Toc24314"/>
       <w:r>
         <w:rPr>
           <w:rFonts w:ascii="Arial" w:hAnsi="Arial" w:eastAsia="等线" w:cs="Arial"/>
           <w:b/>
           <w:sz w:val="30"/>
         </w:rPr>
-        <w:t>9.1 项目的技术要求</w:t>
-      </w:r>
-      <w:bookmarkEnd w:id="187"/>
-      <w:bookmarkEnd w:id="188"/>
+        <w:t>10.4 关键计算机资源估算</w:t>
+      </w:r>
+      <w:bookmarkEnd w:id="199"/>
+      <w:bookmarkEnd w:id="200"/>
     </w:p>
     <w:p>
       <w:pPr>
@@ -11079,7 +11599,7 @@
           <w:rFonts w:ascii="Arial" w:hAnsi="Arial" w:eastAsia="等线" w:cs="Arial"/>
           <w:sz w:val="22"/>
         </w:rPr>
-        <w:t>管理技术：掌握项目计划制定、进度跟踪、风险管控、团队沟通等项目管理技能。</w:t>
+        <w:t>服务器：腾讯云轻量应用服务器，配置 2 核 4G 内存，50G 硬盘，带宽 2M。</w:t>
       </w:r>
     </w:p>
     <w:p>
@@ -11097,7 +11617,7 @@
           <w:rFonts w:ascii="Arial" w:hAnsi="Arial" w:eastAsia="等线" w:cs="Arial"/>
           <w:sz w:val="22"/>
         </w:rPr>
-        <w:t>开发技术：熟练掌握 Vue3、Taro3、Pinia、Node.js、Express、MySQL、Redis 等技术，具备前端开发、后端开发、数据库设计和测试的能力，熟悉新增功能模块相关技术实现。</w:t>
+        <w:t>测试设备：iOS 手机 2 部，Android 手机 3 部。</w:t>
       </w:r>
     </w:p>
     <w:p>
@@ -11107,296 +11627,8 @@
         <w:jc w:val="left"/>
         <w:outlineLvl w:val="2"/>
       </w:pPr>
-      <w:bookmarkStart w:id="189" w:name="heading_139"/>
-      <w:bookmarkStart w:id="190" w:name="_Toc16341"/>
-      <w:r>
-        <w:rPr>
-          <w:rFonts w:ascii="Arial" w:hAnsi="Arial" w:eastAsia="等线" w:cs="Arial"/>
-          <w:b/>
-          <w:sz w:val="30"/>
-        </w:rPr>
-        <w:t>9.2 培训计划</w:t>
-      </w:r>
-      <w:bookmarkEnd w:id="189"/>
-      <w:bookmarkEnd w:id="190"/>
-    </w:p>
-    <w:p>
-      <w:pPr>
-        <w:spacing w:before="120" w:after="120" w:line="288" w:lineRule="auto"/>
-        <w:ind w:left="0"/>
-        <w:jc w:val="left"/>
-      </w:pPr>
-      <w:r>
-        <w:rPr>
-          <w:rFonts w:ascii="Arial" w:hAnsi="Arial" w:eastAsia="等线" w:cs="Arial"/>
-          <w:sz w:val="22"/>
-        </w:rPr>
-        <w:t>项目团队成员已具备一定的技术基础，能够满足项目开发的基本需求。对于开发过程中遇到的新技术和难点问题，将通过查阅官方文档、咨询课程老师和学长、团队内部交流讨论等方式进行学习和解决，暂不安排专门的培训课程。</w:t>
-      </w:r>
-    </w:p>
-    <w:p>
-      <w:pPr>
-        <w:spacing w:before="320" w:after="120" w:line="288" w:lineRule="auto"/>
-        <w:ind w:left="0"/>
-        <w:jc w:val="left"/>
-        <w:outlineLvl w:val="1"/>
-      </w:pPr>
-      <w:bookmarkStart w:id="191" w:name="heading_140"/>
-      <w:bookmarkStart w:id="192" w:name="_Toc9746"/>
-      <w:r>
-        <w:rPr>
-          <w:rFonts w:ascii="Arial" w:hAnsi="Arial" w:eastAsia="等线" w:cs="Arial"/>
-          <w:b/>
-          <w:sz w:val="32"/>
-        </w:rPr>
-        <w:t>十、项目估算</w:t>
-      </w:r>
-      <w:bookmarkEnd w:id="191"/>
-      <w:bookmarkEnd w:id="192"/>
-    </w:p>
-    <w:p>
-      <w:pPr>
-        <w:spacing w:before="300" w:after="120" w:line="288" w:lineRule="auto"/>
-        <w:ind w:left="0"/>
-        <w:jc w:val="left"/>
-        <w:outlineLvl w:val="2"/>
-      </w:pPr>
-      <w:bookmarkStart w:id="193" w:name="heading_141"/>
-      <w:bookmarkStart w:id="194" w:name="_Toc1949"/>
-      <w:r>
-        <w:rPr>
-          <w:rFonts w:ascii="Arial" w:hAnsi="Arial" w:eastAsia="等线" w:cs="Arial"/>
-          <w:b/>
-          <w:sz w:val="30"/>
-        </w:rPr>
-        <w:t>10.1 规模估算</w:t>
-      </w:r>
-      <w:bookmarkEnd w:id="193"/>
-      <w:bookmarkEnd w:id="194"/>
-    </w:p>
-    <w:p>
-      <w:pPr>
-        <w:numPr>
-          <w:ilvl w:val="0"/>
-          <w:numId w:val="68"/>
-        </w:numPr>
-        <w:spacing w:before="120" w:after="120" w:line="288" w:lineRule="auto"/>
-        <w:ind w:left="0"/>
-        <w:jc w:val="left"/>
-      </w:pPr>
-      <w:r>
-        <w:rPr>
-          <w:rFonts w:ascii="Arial" w:hAnsi="Arial" w:eastAsia="等线" w:cs="Arial"/>
-          <w:sz w:val="22"/>
-        </w:rPr>
-        <w:t>代码规模：前端代码约 8000-12000 行（含新增功能模块代码），后端代码约 5000-8000 行（含新增功能模块代码），数据库脚本约 1000-1500 行。</w:t>
-      </w:r>
-    </w:p>
-    <w:p>
-      <w:pPr>
-        <w:numPr>
-          <w:ilvl w:val="0"/>
-          <w:numId w:val="69"/>
-        </w:numPr>
-        <w:spacing w:before="120" w:after="120" w:line="288" w:lineRule="auto"/>
-        <w:ind w:left="0"/>
-        <w:jc w:val="left"/>
-      </w:pPr>
-      <w:r>
-        <w:rPr>
-          <w:rFonts w:ascii="Arial" w:hAnsi="Arial" w:eastAsia="等线" w:cs="Arial"/>
-          <w:sz w:val="22"/>
-        </w:rPr>
-        <w:t>文档规模：各类文档总字数约 100000-120000 字（含新增文档）。</w:t>
-      </w:r>
-    </w:p>
-    <w:p>
-      <w:pPr>
-        <w:spacing w:before="300" w:after="120" w:line="288" w:lineRule="auto"/>
-        <w:ind w:left="0"/>
-        <w:jc w:val="left"/>
-        <w:outlineLvl w:val="2"/>
-      </w:pPr>
-      <w:bookmarkStart w:id="195" w:name="heading_142"/>
-      <w:bookmarkStart w:id="196" w:name="_Toc25191"/>
-      <w:r>
-        <w:rPr>
-          <w:rFonts w:ascii="Arial" w:hAnsi="Arial" w:eastAsia="等线" w:cs="Arial"/>
-          <w:b/>
-          <w:sz w:val="30"/>
-        </w:rPr>
-        <w:t>10.2 工作量估算</w:t>
-      </w:r>
-      <w:bookmarkEnd w:id="195"/>
-      <w:bookmarkEnd w:id="196"/>
-    </w:p>
-    <w:p>
-      <w:pPr>
-        <w:spacing w:before="120" w:after="120" w:line="288" w:lineRule="auto"/>
-        <w:ind w:left="0"/>
-        <w:jc w:val="left"/>
-      </w:pPr>
-      <w:r>
-        <w:rPr>
-          <w:rFonts w:ascii="Arial" w:hAnsi="Arial" w:eastAsia="等线" w:cs="Arial"/>
-          <w:sz w:val="22"/>
-        </w:rPr>
-        <w:t>项目总工作量约 588 人天，其中项目启动与准备阶段约 7 人天，需求分析与计划阶段约 92 人天，可行性研究阶段约 62 人天，总体设计与详细设计阶段约 105 人天，开发与测试阶段约 210 人天，上线与总结阶段约 112 人天。</w:t>
-      </w:r>
-    </w:p>
-    <w:p>
-      <w:pPr>
-        <w:spacing w:before="300" w:after="120" w:line="288" w:lineRule="auto"/>
-        <w:ind w:left="0"/>
-        <w:jc w:val="left"/>
-        <w:outlineLvl w:val="2"/>
-      </w:pPr>
-      <w:bookmarkStart w:id="197" w:name="heading_143"/>
-      <w:bookmarkStart w:id="198" w:name="_Toc24373"/>
-      <w:r>
-        <w:rPr>
-          <w:rFonts w:ascii="Arial" w:hAnsi="Arial" w:eastAsia="等线" w:cs="Arial"/>
-          <w:b/>
-          <w:sz w:val="30"/>
-        </w:rPr>
-        <w:t>10.3 成本估算</w:t>
-      </w:r>
-      <w:bookmarkEnd w:id="197"/>
-      <w:bookmarkEnd w:id="198"/>
-    </w:p>
-    <w:p>
-      <w:pPr>
-        <w:numPr>
-          <w:ilvl w:val="0"/>
-          <w:numId w:val="70"/>
-        </w:numPr>
-        <w:spacing w:before="120" w:after="120" w:line="288" w:lineRule="auto"/>
-        <w:ind w:left="0"/>
-        <w:jc w:val="left"/>
-      </w:pPr>
-      <w:r>
-        <w:rPr>
-          <w:rFonts w:ascii="Arial" w:hAnsi="Arial" w:eastAsia="等线" w:cs="Arial"/>
-          <w:sz w:val="22"/>
-        </w:rPr>
-        <w:t>人力资源成本：项目为课程项目，无实际人力成本支出。</w:t>
-      </w:r>
-    </w:p>
-    <w:p>
-      <w:pPr>
-        <w:numPr>
-          <w:ilvl w:val="0"/>
-          <w:numId w:val="71"/>
-        </w:numPr>
-        <w:spacing w:before="120" w:after="120" w:line="288" w:lineRule="auto"/>
-        <w:ind w:left="0"/>
-        <w:jc w:val="left"/>
-      </w:pPr>
-      <w:r>
-        <w:rPr>
-          <w:rFonts w:ascii="Arial" w:hAnsi="Arial" w:eastAsia="等线" w:cs="Arial"/>
-          <w:sz w:val="22"/>
-        </w:rPr>
-        <w:t>设备资源成本：个人电脑为团队成员自有，服务器租赁费用约 500 元 / 年。</w:t>
-      </w:r>
-    </w:p>
-    <w:p>
-      <w:pPr>
-        <w:numPr>
-          <w:ilvl w:val="0"/>
-          <w:numId w:val="72"/>
-        </w:numPr>
-        <w:spacing w:before="120" w:after="120" w:line="288" w:lineRule="auto"/>
-        <w:ind w:left="0"/>
-        <w:jc w:val="left"/>
-      </w:pPr>
-      <w:r>
-        <w:rPr>
-          <w:rFonts w:ascii="Arial" w:hAnsi="Arial" w:eastAsia="等线" w:cs="Arial"/>
-          <w:sz w:val="22"/>
-        </w:rPr>
-        <w:t>其他成本：无其他重大成本支出。</w:t>
-      </w:r>
-    </w:p>
-    <w:p>
-      <w:pPr>
-        <w:spacing w:before="120" w:after="120" w:line="288" w:lineRule="auto"/>
-        <w:ind w:left="0"/>
-        <w:jc w:val="left"/>
-      </w:pPr>
-      <w:r>
-        <w:rPr>
-          <w:rFonts w:ascii="Arial" w:hAnsi="Arial" w:eastAsia="等线" w:cs="Arial"/>
-          <w:sz w:val="22"/>
-        </w:rPr>
-        <w:t>总估算成本约 500 元。</w:t>
-      </w:r>
-    </w:p>
-    <w:p>
-      <w:pPr>
-        <w:spacing w:before="300" w:after="120" w:line="288" w:lineRule="auto"/>
-        <w:ind w:left="0"/>
-        <w:jc w:val="left"/>
-        <w:outlineLvl w:val="2"/>
-      </w:pPr>
-      <w:bookmarkStart w:id="199" w:name="heading_144"/>
-      <w:bookmarkStart w:id="200" w:name="_Toc24314"/>
-      <w:r>
-        <w:rPr>
-          <w:rFonts w:ascii="Arial" w:hAnsi="Arial" w:eastAsia="等线" w:cs="Arial"/>
-          <w:b/>
-          <w:sz w:val="30"/>
-        </w:rPr>
-        <w:t>10.4 关键计算机资源估算</w:t>
-      </w:r>
-      <w:bookmarkEnd w:id="199"/>
-      <w:bookmarkEnd w:id="200"/>
-    </w:p>
-    <w:p>
-      <w:pPr>
-        <w:numPr>
-          <w:ilvl w:val="0"/>
-          <w:numId w:val="73"/>
-        </w:numPr>
-        <w:spacing w:before="120" w:after="120" w:line="288" w:lineRule="auto"/>
-        <w:ind w:left="0"/>
-        <w:jc w:val="left"/>
-      </w:pPr>
-      <w:r>
-        <w:rPr>
-          <w:rFonts w:ascii="Arial" w:hAnsi="Arial" w:eastAsia="等线" w:cs="Arial"/>
-          <w:sz w:val="22"/>
-        </w:rPr>
-        <w:t>服务器：腾讯云轻量应用服务器，配置 2 核 4G 内存，50G 硬盘，带宽 2M。</w:t>
-      </w:r>
-    </w:p>
-    <w:p>
-      <w:pPr>
-        <w:numPr>
-          <w:ilvl w:val="0"/>
-          <w:numId w:val="74"/>
-        </w:numPr>
-        <w:spacing w:before="120" w:after="120" w:line="288" w:lineRule="auto"/>
-        <w:ind w:left="0"/>
-        <w:jc w:val="left"/>
-      </w:pPr>
-      <w:r>
-        <w:rPr>
-          <w:rFonts w:ascii="Arial" w:hAnsi="Arial" w:eastAsia="等线" w:cs="Arial"/>
-          <w:sz w:val="22"/>
-        </w:rPr>
-        <w:t>测试设备：iOS 手机 2 部，Android 手机 3 部。</w:t>
-      </w:r>
-    </w:p>
-    <w:p>
-      <w:pPr>
-        <w:spacing w:before="300" w:after="120" w:line="288" w:lineRule="auto"/>
-        <w:ind w:left="0"/>
-        <w:jc w:val="left"/>
-        <w:outlineLvl w:val="2"/>
-      </w:pPr>
-      <w:bookmarkStart w:id="201" w:name="heading_145"/>
-      <w:bookmarkStart w:id="202" w:name="_Toc25620"/>
+      <w:bookmarkStart w:id="201" w:name="_Toc25620"/>
+      <w:bookmarkStart w:id="202" w:name="heading_145"/>
       <w:r>
         <w:rPr>
           <w:rFonts w:ascii="Arial" w:hAnsi="Arial" w:eastAsia="等线" w:cs="Arial"/>
@@ -11449,8 +11681,8 @@
         <w:jc w:val="left"/>
         <w:outlineLvl w:val="2"/>
       </w:pPr>
-      <w:bookmarkStart w:id="205" w:name="heading_147"/>
-      <w:bookmarkStart w:id="206" w:name="_Toc11094"/>
+      <w:bookmarkStart w:id="205" w:name="_Toc11094"/>
+      <w:bookmarkStart w:id="206" w:name="heading_147"/>
       <w:r>
         <w:rPr>
           <w:rFonts w:ascii="Arial" w:hAnsi="Arial" w:eastAsia="等线" w:cs="Arial"/>
@@ -11500,6 +11732,12 @@
             <w:insideH w:val="single" w:color="DEE0E3" w:sz="0" w:space="0"/>
             <w:insideV w:val="single" w:color="DEE0E3" w:sz="0" w:space="0"/>
           </w:tblBorders>
+          <w:tblCellMar>
+            <w:top w:w="0" w:type="dxa"/>
+            <w:left w:w="10" w:type="dxa"/>
+            <w:bottom w:w="0" w:type="dxa"/>
+            <w:right w:w="10" w:type="dxa"/>
+          </w:tblCellMar>
         </w:tblPrEx>
         <w:tc>
           <w:tcPr>
@@ -12350,8 +12588,8 @@
         <w:jc w:val="left"/>
         <w:outlineLvl w:val="2"/>
       </w:pPr>
-      <w:bookmarkStart w:id="207" w:name="heading_148"/>
-      <w:bookmarkStart w:id="208" w:name="_Toc6271"/>
+      <w:bookmarkStart w:id="207" w:name="_Toc6271"/>
+      <w:bookmarkStart w:id="208" w:name="heading_148"/>
       <w:r>
         <w:rPr>
           <w:rFonts w:ascii="Arial" w:hAnsi="Arial" w:eastAsia="等线" w:cs="Arial"/>
@@ -12362,6 +12600,152 @@
       </w:r>
       <w:bookmarkEnd w:id="207"/>
       <w:bookmarkEnd w:id="208"/>
+    </w:p>
+    <w:p>
+      <w:pPr>
+        <w:numPr>
+          <w:ilvl w:val="0"/>
+          <w:numId w:val="68"/>
+        </w:numPr>
+        <w:spacing w:before="120" w:after="120" w:line="288" w:lineRule="auto"/>
+        <w:ind w:left="0"/>
+        <w:jc w:val="left"/>
+      </w:pPr>
+      <w:r>
+        <w:rPr>
+          <w:rFonts w:ascii="Arial" w:hAnsi="Arial" w:eastAsia="等线" w:cs="Arial"/>
+          <w:sz w:val="22"/>
+        </w:rPr>
+        <w:t>技术风险：建立技术问题台账，记录问题描述、解决方案、责任人及解决时间；加强代码评审，重点关注兼容性、接口参数匹配性、事务处理逻辑、新增模块接口协同性。</w:t>
+      </w:r>
+    </w:p>
+    <w:p>
+      <w:pPr>
+        <w:numPr>
+          <w:ilvl w:val="0"/>
+          <w:numId w:val="69"/>
+        </w:numPr>
+        <w:spacing w:before="120" w:after="120" w:line="288" w:lineRule="auto"/>
+        <w:ind w:left="0"/>
+        <w:jc w:val="left"/>
+      </w:pPr>
+      <w:r>
+        <w:rPr>
+          <w:rFonts w:ascii="Arial" w:hAnsi="Arial" w:eastAsia="等线" w:cs="Arial"/>
+          <w:sz w:val="22"/>
+        </w:rPr>
+        <w:t>进度风险：每日同步进度，每周汇总进度报告，及时识别滞后任务；启动互助补位机制时，明确补位人员及任务范围，确保核心任务按时完成；定期评估新增功能模块开发进度，及时调整计划。</w:t>
+      </w:r>
+    </w:p>
+    <w:p>
+      <w:pPr>
+        <w:numPr>
+          <w:ilvl w:val="0"/>
+          <w:numId w:val="70"/>
+        </w:numPr>
+        <w:spacing w:before="120" w:after="120" w:line="288" w:lineRule="auto"/>
+        <w:ind w:left="0"/>
+        <w:jc w:val="left"/>
+      </w:pPr>
+      <w:r>
+        <w:rPr>
+          <w:rFonts w:ascii="Arial" w:hAnsi="Arial" w:eastAsia="等线" w:cs="Arial"/>
+          <w:sz w:val="22"/>
+        </w:rPr>
+        <w:t>需求风险：建立需求变更流程，所有需求变更需经团队评审通过后执行，记录变更对进度、成本的影响；加强需求评审，确保需求表述清晰、准确。</w:t>
+      </w:r>
+    </w:p>
+    <w:p>
+      <w:pPr>
+        <w:numPr>
+          <w:ilvl w:val="0"/>
+          <w:numId w:val="71"/>
+        </w:numPr>
+        <w:spacing w:before="120" w:after="120" w:line="288" w:lineRule="auto"/>
+        <w:ind w:left="0"/>
+        <w:jc w:val="left"/>
+      </w:pPr>
+      <w:r>
+        <w:rPr>
+          <w:rFonts w:ascii="Arial" w:hAnsi="Arial" w:eastAsia="等线" w:cs="Arial"/>
+          <w:sz w:val="22"/>
+        </w:rPr>
+        <w:t>审核风险：上线前开展全流程合规自查，模拟用户实际使用场景进行测试，提前规避违规风险。</w:t>
+      </w:r>
+    </w:p>
+    <w:p>
+      <w:pPr>
+        <w:numPr>
+          <w:ilvl w:val="0"/>
+          <w:numId w:val="72"/>
+        </w:numPr>
+        <w:spacing w:before="120" w:after="120" w:line="288" w:lineRule="auto"/>
+        <w:ind w:left="0"/>
+        <w:jc w:val="left"/>
+      </w:pPr>
+      <w:r>
+        <w:rPr>
+          <w:rFonts w:ascii="Arial" w:hAnsi="Arial" w:eastAsia="等线" w:cs="Arial"/>
+          <w:sz w:val="22"/>
+        </w:rPr>
+        <w:t>协作风险：明确跨模块协作接口与时间节点，指定专人负责对接，确保信息同步及时准确；针对新增功能模块，制定详细的协作计划和沟通机制。</w:t>
+      </w:r>
+    </w:p>
+    <w:p>
+      <w:pPr>
+        <w:spacing w:before="300" w:after="120" w:line="288" w:lineRule="auto"/>
+        <w:ind w:left="0"/>
+        <w:jc w:val="left"/>
+        <w:outlineLvl w:val="2"/>
+      </w:pPr>
+      <w:bookmarkStart w:id="209" w:name="_Toc32258"/>
+      <w:bookmarkStart w:id="210" w:name="heading_149"/>
+      <w:r>
+        <w:rPr>
+          <w:rFonts w:ascii="Arial" w:hAnsi="Arial" w:eastAsia="等线" w:cs="Arial"/>
+          <w:b/>
+          <w:sz w:val="30"/>
+        </w:rPr>
+        <w:t>11.3 风险管理计划</w:t>
+      </w:r>
+      <w:bookmarkEnd w:id="209"/>
+      <w:bookmarkEnd w:id="210"/>
+    </w:p>
+    <w:p>
+      <w:pPr>
+        <w:numPr>
+          <w:ilvl w:val="0"/>
+          <w:numId w:val="73"/>
+        </w:numPr>
+        <w:spacing w:before="120" w:after="120" w:line="288" w:lineRule="auto"/>
+        <w:ind w:left="0"/>
+        <w:jc w:val="left"/>
+      </w:pPr>
+      <w:r>
+        <w:rPr>
+          <w:rFonts w:ascii="Arial" w:hAnsi="Arial" w:eastAsia="等线" w:cs="Arial"/>
+          <w:sz w:val="22"/>
+        </w:rPr>
+        <w:t>风险跟踪：项目负责人每周对风险进行跟踪和评估，更新风险状态，及时发现新的风险，风险跟踪记录同步至飞书云文档。</w:t>
+      </w:r>
+    </w:p>
+    <w:p>
+      <w:pPr>
+        <w:numPr>
+          <w:ilvl w:val="0"/>
+          <w:numId w:val="74"/>
+        </w:numPr>
+        <w:spacing w:before="120" w:after="120" w:line="288" w:lineRule="auto"/>
+        <w:ind w:left="0"/>
+        <w:jc w:val="left"/>
+      </w:pPr>
+      <w:r>
+        <w:rPr>
+          <w:rFonts w:ascii="Arial" w:hAnsi="Arial" w:eastAsia="等线" w:cs="Arial"/>
+          <w:sz w:val="22"/>
+        </w:rPr>
+        <w:t>风险报告：每个阶段评审时，提交风险报告，向课程指导老师汇报风险情况和应对措施。</w:t>
+      </w:r>
     </w:p>
     <w:p>
       <w:pPr>
@@ -12378,8 +12762,48 @@
           <w:rFonts w:ascii="Arial" w:hAnsi="Arial" w:eastAsia="等线" w:cs="Arial"/>
           <w:sz w:val="22"/>
         </w:rPr>
-        <w:t>技术风险：建立技术问题台账，记录问题描述、解决方案、责任人及解决时间；加强代码评审，重点关注兼容性、接口参数匹配性、事务处理逻辑、新增模块接口协同性。</w:t>
-      </w:r>
+        <w:t>应急演练：针对高风险的技术风险和审核风险，提前进行应急演练，确保风险发生时能够及时应对。</w:t>
+      </w:r>
+    </w:p>
+    <w:p>
+      <w:pPr>
+        <w:spacing w:before="320" w:after="120" w:line="288" w:lineRule="auto"/>
+        <w:ind w:left="0"/>
+        <w:jc w:val="left"/>
+        <w:outlineLvl w:val="1"/>
+      </w:pPr>
+      <w:bookmarkStart w:id="211" w:name="heading_150"/>
+      <w:bookmarkStart w:id="212" w:name="_Toc20659"/>
+      <w:r>
+        <w:rPr>
+          <w:rFonts w:ascii="Arial" w:hAnsi="Arial" w:eastAsia="等线" w:cs="Arial"/>
+          <w:b/>
+          <w:sz w:val="32"/>
+        </w:rPr>
+        <w:t>十二、支持条件</w:t>
+      </w:r>
+      <w:bookmarkEnd w:id="211"/>
+      <w:bookmarkEnd w:id="212"/>
+    </w:p>
+    <w:p>
+      <w:pPr>
+        <w:spacing w:before="300" w:after="120" w:line="288" w:lineRule="auto"/>
+        <w:ind w:left="0"/>
+        <w:jc w:val="left"/>
+        <w:outlineLvl w:val="2"/>
+      </w:pPr>
+      <w:bookmarkStart w:id="213" w:name="heading_151"/>
+      <w:bookmarkStart w:id="214" w:name="_Toc28771"/>
+      <w:r>
+        <w:rPr>
+          <w:rFonts w:ascii="Arial" w:hAnsi="Arial" w:eastAsia="等线" w:cs="Arial"/>
+          <w:b/>
+          <w:sz w:val="30"/>
+        </w:rPr>
+        <w:t>12.1 计算机系统支持</w:t>
+      </w:r>
+      <w:bookmarkEnd w:id="213"/>
+      <w:bookmarkEnd w:id="214"/>
     </w:p>
     <w:p>
       <w:pPr>
@@ -12396,7 +12820,7 @@
           <w:rFonts w:ascii="Arial" w:hAnsi="Arial" w:eastAsia="等线" w:cs="Arial"/>
           <w:sz w:val="22"/>
         </w:rPr>
-        <w:t>进度风险：每日同步进度，每周汇总进度报告，及时识别滞后任务；启动互助补位机制时，明确补位人员及任务范围，确保核心任务按时完成；定期评估新增功能模块开发进度，及时调整计划。</w:t>
+        <w:t>开发环境：团队成员本地计算机需满足 Vue3、Taro3、Node.js、MySQL、Redis 等开发工具的运行要求。</w:t>
       </w:r>
     </w:p>
     <w:p>
@@ -12414,7 +12838,7 @@
           <w:rFonts w:ascii="Arial" w:hAnsi="Arial" w:eastAsia="等线" w:cs="Arial"/>
           <w:sz w:val="22"/>
         </w:rPr>
-        <w:t>需求风险：建立需求变更流程，所有需求变更需经团队评审通过后执行，记录变更对进度、成本的影响；加强需求评审，确保需求表述清晰、准确。</w:t>
+        <w:t>运行环境：服务器需安装 Windows Server 或 Linux 操作系统，配置必要的软件环境（Node.js、MySQL、Redis、Nginx），确保后端服务和前端资源的正常运行。</w:t>
       </w:r>
     </w:p>
     <w:p>
@@ -12432,25 +12856,7 @@
           <w:rFonts w:ascii="Arial" w:hAnsi="Arial" w:eastAsia="等线" w:cs="Arial"/>
           <w:sz w:val="22"/>
         </w:rPr>
-        <w:t>审核风险：上线前开展全流程合规自查，模拟用户实际使用场景进行测试，提前规避违规风险。</w:t>
-      </w:r>
-    </w:p>
-    <w:p>
-      <w:pPr>
-        <w:numPr>
-          <w:ilvl w:val="0"/>
-          <w:numId w:val="79"/>
-        </w:numPr>
-        <w:spacing w:before="120" w:after="120" w:line="288" w:lineRule="auto"/>
-        <w:ind w:left="0"/>
-        <w:jc w:val="left"/>
-      </w:pPr>
-      <w:r>
-        <w:rPr>
-          <w:rFonts w:ascii="Arial" w:hAnsi="Arial" w:eastAsia="等线" w:cs="Arial"/>
-          <w:sz w:val="22"/>
-        </w:rPr>
-        <w:t>协作风险：明确跨模块协作接口与时间节点，指定专人负责对接，确保信息同步及时准确；针对新增功能模块，制定详细的协作计划和沟通机制。</w:t>
+        <w:t>网络环境：开发和测试过程中需要稳定的网络连接，确保开发工具的下载、代码的提交和测试数据的传输。</w:t>
       </w:r>
     </w:p>
     <w:p>
@@ -12460,178 +12866,8 @@
         <w:jc w:val="left"/>
         <w:outlineLvl w:val="2"/>
       </w:pPr>
-      <w:bookmarkStart w:id="209" w:name="heading_149"/>
-      <w:bookmarkStart w:id="210" w:name="_Toc32258"/>
-      <w:bookmarkStart w:id="223" w:name="_GoBack"/>
-      <w:bookmarkEnd w:id="223"/>
-      <w:r>
-        <w:rPr>
-          <w:rFonts w:ascii="Arial" w:hAnsi="Arial" w:eastAsia="等线" w:cs="Arial"/>
-          <w:b/>
-          <w:sz w:val="30"/>
-        </w:rPr>
-        <w:t>11.3 风险管理计划</w:t>
-      </w:r>
-      <w:bookmarkEnd w:id="209"/>
-      <w:bookmarkEnd w:id="210"/>
-    </w:p>
-    <w:p>
-      <w:pPr>
-        <w:numPr>
-          <w:ilvl w:val="0"/>
-          <w:numId w:val="80"/>
-        </w:numPr>
-        <w:spacing w:before="120" w:after="120" w:line="288" w:lineRule="auto"/>
-        <w:ind w:left="0"/>
-        <w:jc w:val="left"/>
-      </w:pPr>
-      <w:r>
-        <w:rPr>
-          <w:rFonts w:ascii="Arial" w:hAnsi="Arial" w:eastAsia="等线" w:cs="Arial"/>
-          <w:sz w:val="22"/>
-        </w:rPr>
-        <w:t>风险跟踪：项目负责人每周对风险进行跟踪和评估，更新风险状态，及时发现新的风险，风险跟踪记录同步至飞书云文档。</w:t>
-      </w:r>
-    </w:p>
-    <w:p>
-      <w:pPr>
-        <w:numPr>
-          <w:ilvl w:val="0"/>
-          <w:numId w:val="81"/>
-        </w:numPr>
-        <w:spacing w:before="120" w:after="120" w:line="288" w:lineRule="auto"/>
-        <w:ind w:left="0"/>
-        <w:jc w:val="left"/>
-      </w:pPr>
-      <w:r>
-        <w:rPr>
-          <w:rFonts w:ascii="Arial" w:hAnsi="Arial" w:eastAsia="等线" w:cs="Arial"/>
-          <w:sz w:val="22"/>
-        </w:rPr>
-        <w:t>风险报告：每个阶段评审时，提交风险报告，向课程指导老师汇报风险情况和应对措施。</w:t>
-      </w:r>
-    </w:p>
-    <w:p>
-      <w:pPr>
-        <w:numPr>
-          <w:ilvl w:val="0"/>
-          <w:numId w:val="82"/>
-        </w:numPr>
-        <w:spacing w:before="120" w:after="120" w:line="288" w:lineRule="auto"/>
-        <w:ind w:left="0"/>
-        <w:jc w:val="left"/>
-      </w:pPr>
-      <w:r>
-        <w:rPr>
-          <w:rFonts w:ascii="Arial" w:hAnsi="Arial" w:eastAsia="等线" w:cs="Arial"/>
-          <w:sz w:val="22"/>
-        </w:rPr>
-        <w:t>应急演练：针对高风险的技术风险和审核风险，提前进行应急演练，确保风险发生时能够及时应对。</w:t>
-      </w:r>
-    </w:p>
-    <w:p>
-      <w:pPr>
-        <w:spacing w:before="320" w:after="120" w:line="288" w:lineRule="auto"/>
-        <w:ind w:left="0"/>
-        <w:jc w:val="left"/>
-        <w:outlineLvl w:val="1"/>
-      </w:pPr>
-      <w:bookmarkStart w:id="211" w:name="heading_150"/>
-      <w:bookmarkStart w:id="212" w:name="_Toc20659"/>
-      <w:r>
-        <w:rPr>
-          <w:rFonts w:ascii="Arial" w:hAnsi="Arial" w:eastAsia="等线" w:cs="Arial"/>
-          <w:b/>
-          <w:sz w:val="32"/>
-        </w:rPr>
-        <w:t>十二、支持条件</w:t>
-      </w:r>
-      <w:bookmarkEnd w:id="211"/>
-      <w:bookmarkEnd w:id="212"/>
-    </w:p>
-    <w:p>
-      <w:pPr>
-        <w:spacing w:before="300" w:after="120" w:line="288" w:lineRule="auto"/>
-        <w:ind w:left="0"/>
-        <w:jc w:val="left"/>
-        <w:outlineLvl w:val="2"/>
-      </w:pPr>
-      <w:bookmarkStart w:id="213" w:name="heading_151"/>
-      <w:bookmarkStart w:id="214" w:name="_Toc28771"/>
-      <w:r>
-        <w:rPr>
-          <w:rFonts w:ascii="Arial" w:hAnsi="Arial" w:eastAsia="等线" w:cs="Arial"/>
-          <w:b/>
-          <w:sz w:val="30"/>
-        </w:rPr>
-        <w:t>12.1 计算机系统支持</w:t>
-      </w:r>
-      <w:bookmarkEnd w:id="213"/>
-      <w:bookmarkEnd w:id="214"/>
-    </w:p>
-    <w:p>
-      <w:pPr>
-        <w:numPr>
-          <w:ilvl w:val="0"/>
-          <w:numId w:val="83"/>
-        </w:numPr>
-        <w:spacing w:before="120" w:after="120" w:line="288" w:lineRule="auto"/>
-        <w:ind w:left="0"/>
-        <w:jc w:val="left"/>
-      </w:pPr>
-      <w:r>
-        <w:rPr>
-          <w:rFonts w:ascii="Arial" w:hAnsi="Arial" w:eastAsia="等线" w:cs="Arial"/>
-          <w:sz w:val="22"/>
-        </w:rPr>
-        <w:t>开发环境：团队成员本地计算机需满足 Vue3、Taro3、Node.js、MySQL、Redis 等开发工具的运行要求。</w:t>
-      </w:r>
-    </w:p>
-    <w:p>
-      <w:pPr>
-        <w:numPr>
-          <w:ilvl w:val="0"/>
-          <w:numId w:val="84"/>
-        </w:numPr>
-        <w:spacing w:before="120" w:after="120" w:line="288" w:lineRule="auto"/>
-        <w:ind w:left="0"/>
-        <w:jc w:val="left"/>
-      </w:pPr>
-      <w:r>
-        <w:rPr>
-          <w:rFonts w:ascii="Arial" w:hAnsi="Arial" w:eastAsia="等线" w:cs="Arial"/>
-          <w:sz w:val="22"/>
-        </w:rPr>
-        <w:t>运行环境：服务器需安装 Windows Server 或 Linux 操作系统，配置必要的软件环境（Node.js、MySQL、Redis、Nginx），确保后端服务和前端资源的正常运行。</w:t>
-      </w:r>
-    </w:p>
-    <w:p>
-      <w:pPr>
-        <w:numPr>
-          <w:ilvl w:val="0"/>
-          <w:numId w:val="85"/>
-        </w:numPr>
-        <w:spacing w:before="120" w:after="120" w:line="288" w:lineRule="auto"/>
-        <w:ind w:left="0"/>
-        <w:jc w:val="left"/>
-      </w:pPr>
-      <w:r>
-        <w:rPr>
-          <w:rFonts w:ascii="Arial" w:hAnsi="Arial" w:eastAsia="等线" w:cs="Arial"/>
-          <w:sz w:val="22"/>
-        </w:rPr>
-        <w:t>网络环境：开发和测试过程中需要稳定的网络连接，确保开发工具的下载、代码的提交和测试数据的传输。</w:t>
-      </w:r>
-    </w:p>
-    <w:p>
-      <w:pPr>
-        <w:spacing w:before="300" w:after="120" w:line="288" w:lineRule="auto"/>
-        <w:ind w:left="0"/>
-        <w:jc w:val="left"/>
-        <w:outlineLvl w:val="2"/>
-      </w:pPr>
-      <w:bookmarkStart w:id="215" w:name="heading_152"/>
-      <w:bookmarkStart w:id="216" w:name="_Toc9656"/>
+      <w:bookmarkStart w:id="215" w:name="_Toc9656"/>
+      <w:bookmarkStart w:id="216" w:name="heading_152"/>
       <w:r>
         <w:rPr>
           <w:rFonts w:ascii="Arial" w:hAnsi="Arial" w:eastAsia="等线" w:cs="Arial"/>
@@ -12678,8 +12914,8 @@
         <w:jc w:val="left"/>
         <w:outlineLvl w:val="2"/>
       </w:pPr>
-      <w:bookmarkStart w:id="217" w:name="heading_153"/>
-      <w:bookmarkStart w:id="218" w:name="_Toc30070"/>
+      <w:bookmarkStart w:id="217" w:name="_Toc30070"/>
+      <w:bookmarkStart w:id="218" w:name="heading_153"/>
       <w:r>
         <w:rPr>
           <w:rFonts w:ascii="Arial" w:hAnsi="Arial" w:eastAsia="等线" w:cs="Arial"/>
@@ -12732,8 +12968,8 @@
         <w:jc w:val="left"/>
         <w:outlineLvl w:val="2"/>
       </w:pPr>
-      <w:bookmarkStart w:id="221" w:name="heading_155"/>
-      <w:bookmarkStart w:id="222" w:name="_Toc22135"/>
+      <w:bookmarkStart w:id="221" w:name="_Toc22135"/>
+      <w:bookmarkStart w:id="222" w:name="heading_155"/>
       <w:r>
         <w:rPr>
           <w:rFonts w:ascii="Arial" w:hAnsi="Arial" w:eastAsia="等线" w:cs="Arial"/>
@@ -13316,20 +13552,6 @@
     </w:lvl>
   </w:abstractNum>
   <w:abstractNum w:abstractNumId="25">
-    <w:nsid w:val="D7D140E4"/>
-    <w:multiLevelType w:val="singleLevel"/>
-    <w:tmpl w:val="D7D140E4"/>
-    <w:lvl w:ilvl="0" w:tentative="0">
-      <w:start w:val="3"/>
-      <w:numFmt w:val="decimal"/>
-      <w:lvlText w:val="%1."/>
-      <w:lvlJc w:val="left"/>
-      <w:rPr>
-        <w:color w:val="3370FF"/>
-      </w:rPr>
-    </w:lvl>
-  </w:abstractNum>
-  <w:abstractNum w:abstractNumId="26">
     <w:nsid w:val="D7F9FE59"/>
     <w:multiLevelType w:val="singleLevel"/>
     <w:tmpl w:val="D7F9FE59"/>
@@ -13343,7 +13565,7 @@
       </w:rPr>
     </w:lvl>
   </w:abstractNum>
-  <w:abstractNum w:abstractNumId="27">
+  <w:abstractNum w:abstractNumId="26">
     <w:nsid w:val="DAD3A854"/>
     <w:multiLevelType w:val="singleLevel"/>
     <w:tmpl w:val="DAD3A854"/>
@@ -13357,7 +13579,7 @@
       </w:rPr>
     </w:lvl>
   </w:abstractNum>
-  <w:abstractNum w:abstractNumId="28">
+  <w:abstractNum w:abstractNumId="27">
     <w:nsid w:val="DCBA6B53"/>
     <w:multiLevelType w:val="singleLevel"/>
     <w:tmpl w:val="DCBA6B53"/>
@@ -13371,7 +13593,7 @@
       </w:rPr>
     </w:lvl>
   </w:abstractNum>
-  <w:abstractNum w:abstractNumId="29">
+  <w:abstractNum w:abstractNumId="28">
     <w:nsid w:val="E093A4B0"/>
     <w:multiLevelType w:val="singleLevel"/>
     <w:tmpl w:val="E093A4B0"/>
@@ -13385,7 +13607,7 @@
       </w:rPr>
     </w:lvl>
   </w:abstractNum>
-  <w:abstractNum w:abstractNumId="30">
+  <w:abstractNum w:abstractNumId="29">
     <w:nsid w:val="E504947C"/>
     <w:multiLevelType w:val="singleLevel"/>
     <w:tmpl w:val="E504947C"/>
@@ -13399,7 +13621,7 @@
       </w:rPr>
     </w:lvl>
   </w:abstractNum>
-  <w:abstractNum w:abstractNumId="31">
+  <w:abstractNum w:abstractNumId="30">
     <w:nsid w:val="E7B27C5B"/>
     <w:multiLevelType w:val="singleLevel"/>
     <w:tmpl w:val="E7B27C5B"/>
@@ -13413,21 +13635,7 @@
       </w:rPr>
     </w:lvl>
   </w:abstractNum>
-  <w:abstractNum w:abstractNumId="32">
-    <w:nsid w:val="F0E89278"/>
-    <w:multiLevelType w:val="singleLevel"/>
-    <w:tmpl w:val="F0E89278"/>
-    <w:lvl w:ilvl="0" w:tentative="0">
-      <w:start w:val="6"/>
-      <w:numFmt w:val="decimal"/>
-      <w:lvlText w:val="%1."/>
-      <w:lvlJc w:val="left"/>
-      <w:rPr>
-        <w:color w:val="3370FF"/>
-      </w:rPr>
-    </w:lvl>
-  </w:abstractNum>
-  <w:abstractNum w:abstractNumId="33">
+  <w:abstractNum w:abstractNumId="31">
     <w:nsid w:val="F4B5D9F5"/>
     <w:multiLevelType w:val="singleLevel"/>
     <w:tmpl w:val="F4B5D9F5"/>
@@ -13441,7 +13649,7 @@
       </w:rPr>
     </w:lvl>
   </w:abstractNum>
-  <w:abstractNum w:abstractNumId="34">
+  <w:abstractNum w:abstractNumId="32">
     <w:nsid w:val="F689643B"/>
     <w:multiLevelType w:val="singleLevel"/>
     <w:tmpl w:val="F689643B"/>
@@ -13455,7 +13663,7 @@
       </w:rPr>
     </w:lvl>
   </w:abstractNum>
-  <w:abstractNum w:abstractNumId="35">
+  <w:abstractNum w:abstractNumId="33">
     <w:nsid w:val="F7735DC9"/>
     <w:multiLevelType w:val="singleLevel"/>
     <w:tmpl w:val="F7735DC9"/>
@@ -13469,7 +13677,7 @@
       </w:rPr>
     </w:lvl>
   </w:abstractNum>
-  <w:abstractNum w:abstractNumId="36">
+  <w:abstractNum w:abstractNumId="34">
     <w:nsid w:val="FEC2EA36"/>
     <w:multiLevelType w:val="singleLevel"/>
     <w:tmpl w:val="FEC2EA36"/>
@@ -13483,7 +13691,7 @@
       </w:rPr>
     </w:lvl>
   </w:abstractNum>
-  <w:abstractNum w:abstractNumId="37">
+  <w:abstractNum w:abstractNumId="35">
     <w:nsid w:val="0053208E"/>
     <w:multiLevelType w:val="singleLevel"/>
     <w:tmpl w:val="0053208E"/>
@@ -13497,7 +13705,7 @@
       </w:rPr>
     </w:lvl>
   </w:abstractNum>
-  <w:abstractNum w:abstractNumId="38">
+  <w:abstractNum w:abstractNumId="36">
     <w:nsid w:val="0248C179"/>
     <w:multiLevelType w:val="singleLevel"/>
     <w:tmpl w:val="0248C179"/>
@@ -13511,7 +13719,7 @@
       </w:rPr>
     </w:lvl>
   </w:abstractNum>
-  <w:abstractNum w:abstractNumId="39">
+  <w:abstractNum w:abstractNumId="37">
     <w:nsid w:val="03A63A41"/>
     <w:multiLevelType w:val="singleLevel"/>
     <w:tmpl w:val="03A63A41"/>
@@ -13525,7 +13733,7 @@
       </w:rPr>
     </w:lvl>
   </w:abstractNum>
-  <w:abstractNum w:abstractNumId="40">
+  <w:abstractNum w:abstractNumId="38">
     <w:nsid w:val="03D62ECE"/>
     <w:multiLevelType w:val="singleLevel"/>
     <w:tmpl w:val="03D62ECE"/>
@@ -13539,35 +13747,7 @@
       </w:rPr>
     </w:lvl>
   </w:abstractNum>
-  <w:abstractNum w:abstractNumId="41">
-    <w:nsid w:val="0709FD3E"/>
-    <w:multiLevelType w:val="singleLevel"/>
-    <w:tmpl w:val="0709FD3E"/>
-    <w:lvl w:ilvl="0" w:tentative="0">
-      <w:start w:val="1"/>
-      <w:numFmt w:val="decimal"/>
-      <w:lvlText w:val="%1."/>
-      <w:lvlJc w:val="left"/>
-      <w:rPr>
-        <w:color w:val="3370FF"/>
-      </w:rPr>
-    </w:lvl>
-  </w:abstractNum>
-  <w:abstractNum w:abstractNumId="42">
-    <w:nsid w:val="0CEF100B"/>
-    <w:multiLevelType w:val="singleLevel"/>
-    <w:tmpl w:val="0CEF100B"/>
-    <w:lvl w:ilvl="0" w:tentative="0">
-      <w:start w:val="2"/>
-      <w:numFmt w:val="decimal"/>
-      <w:lvlText w:val="%1."/>
-      <w:lvlJc w:val="left"/>
-      <w:rPr>
-        <w:color w:val="3370FF"/>
-      </w:rPr>
-    </w:lvl>
-  </w:abstractNum>
-  <w:abstractNum w:abstractNumId="43">
+  <w:abstractNum w:abstractNumId="39">
     <w:nsid w:val="0E640482"/>
     <w:multiLevelType w:val="singleLevel"/>
     <w:tmpl w:val="0E640482"/>
@@ -13581,7 +13761,7 @@
       </w:rPr>
     </w:lvl>
   </w:abstractNum>
-  <w:abstractNum w:abstractNumId="44">
+  <w:abstractNum w:abstractNumId="40">
     <w:nsid w:val="0F9F9CCA"/>
     <w:multiLevelType w:val="singleLevel"/>
     <w:tmpl w:val="0F9F9CCA"/>
@@ -13595,7 +13775,7 @@
       </w:rPr>
     </w:lvl>
   </w:abstractNum>
-  <w:abstractNum w:abstractNumId="45">
+  <w:abstractNum w:abstractNumId="41">
     <w:nsid w:val="12EADF99"/>
     <w:multiLevelType w:val="singleLevel"/>
     <w:tmpl w:val="12EADF99"/>
@@ -13609,7 +13789,7 @@
       </w:rPr>
     </w:lvl>
   </w:abstractNum>
-  <w:abstractNum w:abstractNumId="46">
+  <w:abstractNum w:abstractNumId="42">
     <w:nsid w:val="18F74015"/>
     <w:multiLevelType w:val="singleLevel"/>
     <w:tmpl w:val="18F74015"/>
@@ -13623,7 +13803,7 @@
       </w:rPr>
     </w:lvl>
   </w:abstractNum>
-  <w:abstractNum w:abstractNumId="47">
+  <w:abstractNum w:abstractNumId="43">
     <w:nsid w:val="1ACDE60F"/>
     <w:multiLevelType w:val="singleLevel"/>
     <w:tmpl w:val="1ACDE60F"/>
@@ -13637,35 +13817,7 @@
       </w:rPr>
     </w:lvl>
   </w:abstractNum>
-  <w:abstractNum w:abstractNumId="48">
-    <w:nsid w:val="1C257C7B"/>
-    <w:multiLevelType w:val="singleLevel"/>
-    <w:tmpl w:val="1C257C7B"/>
-    <w:lvl w:ilvl="0" w:tentative="0">
-      <w:start w:val="5"/>
-      <w:numFmt w:val="decimal"/>
-      <w:lvlText w:val="%1."/>
-      <w:lvlJc w:val="left"/>
-      <w:rPr>
-        <w:color w:val="3370FF"/>
-      </w:rPr>
-    </w:lvl>
-  </w:abstractNum>
-  <w:abstractNum w:abstractNumId="49">
-    <w:nsid w:val="23E97754"/>
-    <w:multiLevelType w:val="singleLevel"/>
-    <w:tmpl w:val="23E97754"/>
-    <w:lvl w:ilvl="0" w:tentative="0">
-      <w:start w:val="7"/>
-      <w:numFmt w:val="decimal"/>
-      <w:lvlText w:val="%1."/>
-      <w:lvlJc w:val="left"/>
-      <w:rPr>
-        <w:color w:val="3370FF"/>
-      </w:rPr>
-    </w:lvl>
-  </w:abstractNum>
-  <w:abstractNum w:abstractNumId="50">
+  <w:abstractNum w:abstractNumId="44">
     <w:nsid w:val="243FCF68"/>
     <w:multiLevelType w:val="singleLevel"/>
     <w:tmpl w:val="243FCF68"/>
@@ -13679,7 +13831,7 @@
       </w:rPr>
     </w:lvl>
   </w:abstractNum>
-  <w:abstractNum w:abstractNumId="51">
+  <w:abstractNum w:abstractNumId="45">
     <w:nsid w:val="2470EC97"/>
     <w:multiLevelType w:val="singleLevel"/>
     <w:tmpl w:val="2470EC97"/>
@@ -13693,7 +13845,7 @@
       </w:rPr>
     </w:lvl>
   </w:abstractNum>
-  <w:abstractNum w:abstractNumId="52">
+  <w:abstractNum w:abstractNumId="46">
     <w:nsid w:val="25B654F3"/>
     <w:multiLevelType w:val="singleLevel"/>
     <w:tmpl w:val="25B654F3"/>
@@ -13707,7 +13859,7 @@
       </w:rPr>
     </w:lvl>
   </w:abstractNum>
-  <w:abstractNum w:abstractNumId="53">
+  <w:abstractNum w:abstractNumId="47">
     <w:nsid w:val="2A8F537B"/>
     <w:multiLevelType w:val="singleLevel"/>
     <w:tmpl w:val="2A8F537B"/>
@@ -13721,7 +13873,7 @@
       </w:rPr>
     </w:lvl>
   </w:abstractNum>
-  <w:abstractNum w:abstractNumId="54">
+  <w:abstractNum w:abstractNumId="48">
     <w:nsid w:val="2F2D79CE"/>
     <w:multiLevelType w:val="singleLevel"/>
     <w:tmpl w:val="2F2D79CE"/>
@@ -13735,7 +13887,7 @@
       </w:rPr>
     </w:lvl>
   </w:abstractNum>
-  <w:abstractNum w:abstractNumId="55">
+  <w:abstractNum w:abstractNumId="49">
     <w:nsid w:val="30A0AC00"/>
     <w:multiLevelType w:val="singleLevel"/>
     <w:tmpl w:val="30A0AC00"/>
@@ -13749,7 +13901,7 @@
       </w:rPr>
     </w:lvl>
   </w:abstractNum>
-  <w:abstractNum w:abstractNumId="56">
+  <w:abstractNum w:abstractNumId="50">
     <w:nsid w:val="30FC5B15"/>
     <w:multiLevelType w:val="singleLevel"/>
     <w:tmpl w:val="30FC5B15"/>
@@ -13763,7 +13915,7 @@
       </w:rPr>
     </w:lvl>
   </w:abstractNum>
-  <w:abstractNum w:abstractNumId="57">
+  <w:abstractNum w:abstractNumId="51">
     <w:nsid w:val="322D85CA"/>
     <w:multiLevelType w:val="singleLevel"/>
     <w:tmpl w:val="322D85CA"/>
@@ -13777,21 +13929,7 @@
       </w:rPr>
     </w:lvl>
   </w:abstractNum>
-  <w:abstractNum w:abstractNumId="58">
-    <w:nsid w:val="32A7AF2D"/>
-    <w:multiLevelType w:val="singleLevel"/>
-    <w:tmpl w:val="32A7AF2D"/>
-    <w:lvl w:ilvl="0" w:tentative="0">
-      <w:start w:val="4"/>
-      <w:numFmt w:val="decimal"/>
-      <w:lvlText w:val="%1."/>
-      <w:lvlJc w:val="left"/>
-      <w:rPr>
-        <w:color w:val="3370FF"/>
-      </w:rPr>
-    </w:lvl>
-  </w:abstractNum>
-  <w:abstractNum w:abstractNumId="59">
+  <w:abstractNum w:abstractNumId="52">
     <w:nsid w:val="35E83B33"/>
     <w:multiLevelType w:val="singleLevel"/>
     <w:tmpl w:val="35E83B33"/>
@@ -13805,7 +13943,7 @@
       </w:rPr>
     </w:lvl>
   </w:abstractNum>
-  <w:abstractNum w:abstractNumId="60">
+  <w:abstractNum w:abstractNumId="53">
     <w:nsid w:val="39A0D9AC"/>
     <w:multiLevelType w:val="singleLevel"/>
     <w:tmpl w:val="39A0D9AC"/>
@@ -13819,7 +13957,7 @@
       </w:rPr>
     </w:lvl>
   </w:abstractNum>
-  <w:abstractNum w:abstractNumId="61">
+  <w:abstractNum w:abstractNumId="54">
     <w:nsid w:val="3B8127DF"/>
     <w:multiLevelType w:val="singleLevel"/>
     <w:tmpl w:val="3B8127DF"/>
@@ -13833,7 +13971,7 @@
       </w:rPr>
     </w:lvl>
   </w:abstractNum>
-  <w:abstractNum w:abstractNumId="62">
+  <w:abstractNum w:abstractNumId="55">
     <w:nsid w:val="40B249F9"/>
     <w:multiLevelType w:val="singleLevel"/>
     <w:tmpl w:val="40B249F9"/>
@@ -13847,7 +13985,7 @@
       </w:rPr>
     </w:lvl>
   </w:abstractNum>
-  <w:abstractNum w:abstractNumId="63">
+  <w:abstractNum w:abstractNumId="56">
     <w:nsid w:val="46A08BB8"/>
     <w:multiLevelType w:val="singleLevel"/>
     <w:tmpl w:val="46A08BB8"/>
@@ -13861,7 +13999,7 @@
       </w:rPr>
     </w:lvl>
   </w:abstractNum>
-  <w:abstractNum w:abstractNumId="64">
+  <w:abstractNum w:abstractNumId="57">
     <w:nsid w:val="4C1BAE26"/>
     <w:multiLevelType w:val="singleLevel"/>
     <w:tmpl w:val="4C1BAE26"/>
@@ -13875,7 +14013,7 @@
       </w:rPr>
     </w:lvl>
   </w:abstractNum>
-  <w:abstractNum w:abstractNumId="65">
+  <w:abstractNum w:abstractNumId="58">
     <w:nsid w:val="4C3D7A74"/>
     <w:multiLevelType w:val="singleLevel"/>
     <w:tmpl w:val="4C3D7A74"/>
@@ -13889,7 +14027,7 @@
       </w:rPr>
     </w:lvl>
   </w:abstractNum>
-  <w:abstractNum w:abstractNumId="66">
+  <w:abstractNum w:abstractNumId="59">
     <w:nsid w:val="4D4DC07F"/>
     <w:multiLevelType w:val="singleLevel"/>
     <w:tmpl w:val="4D4DC07F"/>
@@ -13903,7 +14041,7 @@
       </w:rPr>
     </w:lvl>
   </w:abstractNum>
-  <w:abstractNum w:abstractNumId="67">
+  <w:abstractNum w:abstractNumId="60">
     <w:nsid w:val="4D94DA66"/>
     <w:multiLevelType w:val="singleLevel"/>
     <w:tmpl w:val="4D94DA66"/>
@@ -13917,7 +14055,7 @@
       </w:rPr>
     </w:lvl>
   </w:abstractNum>
-  <w:abstractNum w:abstractNumId="68">
+  <w:abstractNum w:abstractNumId="61">
     <w:nsid w:val="58765686"/>
     <w:multiLevelType w:val="singleLevel"/>
     <w:tmpl w:val="58765686"/>
@@ -13931,7 +14069,7 @@
       </w:rPr>
     </w:lvl>
   </w:abstractNum>
-  <w:abstractNum w:abstractNumId="69">
+  <w:abstractNum w:abstractNumId="62">
     <w:nsid w:val="59ADCABA"/>
     <w:multiLevelType w:val="singleLevel"/>
     <w:tmpl w:val="59ADCABA"/>
@@ -13945,7 +14083,7 @@
       </w:rPr>
     </w:lvl>
   </w:abstractNum>
-  <w:abstractNum w:abstractNumId="70">
+  <w:abstractNum w:abstractNumId="63">
     <w:nsid w:val="59EEFD2A"/>
     <w:multiLevelType w:val="singleLevel"/>
     <w:tmpl w:val="59EEFD2A"/>
@@ -13959,7 +14097,7 @@
       </w:rPr>
     </w:lvl>
   </w:abstractNum>
-  <w:abstractNum w:abstractNumId="71">
+  <w:abstractNum w:abstractNumId="64">
     <w:nsid w:val="5A241D34"/>
     <w:multiLevelType w:val="singleLevel"/>
     <w:tmpl w:val="5A241D34"/>
@@ -13973,7 +14111,7 @@
       </w:rPr>
     </w:lvl>
   </w:abstractNum>
-  <w:abstractNum w:abstractNumId="72">
+  <w:abstractNum w:abstractNumId="65">
     <w:nsid w:val="5E29AB5A"/>
     <w:multiLevelType w:val="singleLevel"/>
     <w:tmpl w:val="5E29AB5A"/>
@@ -13987,7 +14125,7 @@
       </w:rPr>
     </w:lvl>
   </w:abstractNum>
-  <w:abstractNum w:abstractNumId="73">
+  <w:abstractNum w:abstractNumId="66">
     <w:nsid w:val="5FFFB1A7"/>
     <w:multiLevelType w:val="singleLevel"/>
     <w:tmpl w:val="5FFFB1A7"/>
@@ -14001,7 +14139,7 @@
       </w:rPr>
     </w:lvl>
   </w:abstractNum>
-  <w:abstractNum w:abstractNumId="74">
+  <w:abstractNum w:abstractNumId="67">
     <w:nsid w:val="60382F6E"/>
     <w:multiLevelType w:val="singleLevel"/>
     <w:tmpl w:val="60382F6E"/>
@@ -14015,7 +14153,7 @@
       </w:rPr>
     </w:lvl>
   </w:abstractNum>
-  <w:abstractNum w:abstractNumId="75">
+  <w:abstractNum w:abstractNumId="68">
     <w:nsid w:val="629F7852"/>
     <w:multiLevelType w:val="singleLevel"/>
     <w:tmpl w:val="629F7852"/>
@@ -14029,7 +14167,7 @@
       </w:rPr>
     </w:lvl>
   </w:abstractNum>
-  <w:abstractNum w:abstractNumId="76">
+  <w:abstractNum w:abstractNumId="69">
     <w:nsid w:val="65CD0074"/>
     <w:multiLevelType w:val="singleLevel"/>
     <w:tmpl w:val="65CD0074"/>
@@ -14043,7 +14181,7 @@
       </w:rPr>
     </w:lvl>
   </w:abstractNum>
-  <w:abstractNum w:abstractNumId="77">
+  <w:abstractNum w:abstractNumId="70">
     <w:nsid w:val="700FDCEF"/>
     <w:multiLevelType w:val="singleLevel"/>
     <w:tmpl w:val="700FDCEF"/>
@@ -14057,7 +14195,7 @@
       </w:rPr>
     </w:lvl>
   </w:abstractNum>
-  <w:abstractNum w:abstractNumId="78">
+  <w:abstractNum w:abstractNumId="71">
     <w:nsid w:val="72183CF9"/>
     <w:multiLevelType w:val="singleLevel"/>
     <w:tmpl w:val="72183CF9"/>
@@ -14071,7 +14209,7 @@
       </w:rPr>
     </w:lvl>
   </w:abstractNum>
-  <w:abstractNum w:abstractNumId="79">
+  <w:abstractNum w:abstractNumId="72">
     <w:nsid w:val="74C28B35"/>
     <w:multiLevelType w:val="singleLevel"/>
     <w:tmpl w:val="74C28B35"/>
@@ -14085,7 +14223,7 @@
       </w:rPr>
     </w:lvl>
   </w:abstractNum>
-  <w:abstractNum w:abstractNumId="80">
+  <w:abstractNum w:abstractNumId="73">
     <w:nsid w:val="77633216"/>
     <w:multiLevelType w:val="singleLevel"/>
     <w:tmpl w:val="77633216"/>
@@ -14099,7 +14237,7 @@
       </w:rPr>
     </w:lvl>
   </w:abstractNum>
-  <w:abstractNum w:abstractNumId="81">
+  <w:abstractNum w:abstractNumId="74">
     <w:nsid w:val="77ECEA79"/>
     <w:multiLevelType w:val="singleLevel"/>
     <w:tmpl w:val="77ECEA79"/>
@@ -14113,7 +14251,7 @@
       </w:rPr>
     </w:lvl>
   </w:abstractNum>
-  <w:abstractNum w:abstractNumId="82">
+  <w:abstractNum w:abstractNumId="75">
     <w:nsid w:val="79AA4FA4"/>
     <w:multiLevelType w:val="singleLevel"/>
     <w:tmpl w:val="79AA4FA4"/>
@@ -14127,7 +14265,7 @@
       </w:rPr>
     </w:lvl>
   </w:abstractNum>
-  <w:abstractNum w:abstractNumId="83">
+  <w:abstractNum w:abstractNumId="76">
     <w:nsid w:val="7C246926"/>
     <w:multiLevelType w:val="singleLevel"/>
     <w:tmpl w:val="7C246926"/>
@@ -14141,7 +14279,7 @@
       </w:rPr>
     </w:lvl>
   </w:abstractNum>
-  <w:abstractNum w:abstractNumId="84">
+  <w:abstractNum w:abstractNumId="77">
     <w:nsid w:val="7DEC2089"/>
     <w:multiLevelType w:val="singleLevel"/>
     <w:tmpl w:val="7DEC2089"/>
@@ -14156,13 +14294,13 @@
     </w:lvl>
   </w:abstractNum>
   <w:num w:numId="1">
-    <w:abstractNumId w:val="37"/>
+    <w:abstractNumId w:val="35"/>
   </w:num>
   <w:num w:numId="2">
     <w:abstractNumId w:val="24"/>
   </w:num>
   <w:num w:numId="3">
-    <w:abstractNumId w:val="69"/>
+    <w:abstractNumId w:val="62"/>
   </w:num>
   <w:num w:numId="4">
     <w:abstractNumId w:val="20"/>
@@ -14171,109 +14309,109 @@
     <w:abstractNumId w:val="14"/>
   </w:num>
   <w:num w:numId="6">
-    <w:abstractNumId w:val="40"/>
+    <w:abstractNumId w:val="38"/>
   </w:num>
   <w:num w:numId="7">
-    <w:abstractNumId w:val="52"/>
+    <w:abstractNumId w:val="46"/>
   </w:num>
   <w:num w:numId="8">
-    <w:abstractNumId w:val="78"/>
+    <w:abstractNumId w:val="71"/>
   </w:num>
   <w:num w:numId="9">
-    <w:abstractNumId w:val="38"/>
+    <w:abstractNumId w:val="36"/>
   </w:num>
   <w:num w:numId="10">
     <w:abstractNumId w:val="5"/>
   </w:num>
   <w:num w:numId="11">
-    <w:abstractNumId w:val="53"/>
+    <w:abstractNumId w:val="47"/>
   </w:num>
   <w:num w:numId="12">
-    <w:abstractNumId w:val="71"/>
+    <w:abstractNumId w:val="64"/>
   </w:num>
   <w:num w:numId="13">
     <w:abstractNumId w:val="23"/>
   </w:num>
   <w:num w:numId="14">
-    <w:abstractNumId w:val="66"/>
+    <w:abstractNumId w:val="59"/>
   </w:num>
   <w:num w:numId="15">
-    <w:abstractNumId w:val="33"/>
+    <w:abstractNumId w:val="31"/>
   </w:num>
   <w:num w:numId="16">
-    <w:abstractNumId w:val="51"/>
+    <w:abstractNumId w:val="45"/>
   </w:num>
   <w:num w:numId="17">
-    <w:abstractNumId w:val="28"/>
+    <w:abstractNumId w:val="27"/>
   </w:num>
   <w:num w:numId="18">
-    <w:abstractNumId w:val="26"/>
+    <w:abstractNumId w:val="25"/>
   </w:num>
   <w:num w:numId="19">
     <w:abstractNumId w:val="8"/>
   </w:num>
   <w:num w:numId="20">
-    <w:abstractNumId w:val="64"/>
+    <w:abstractNumId w:val="57"/>
   </w:num>
   <w:num w:numId="21">
-    <w:abstractNumId w:val="74"/>
+    <w:abstractNumId w:val="67"/>
   </w:num>
   <w:num w:numId="22">
-    <w:abstractNumId w:val="43"/>
+    <w:abstractNumId w:val="39"/>
   </w:num>
   <w:num w:numId="23">
-    <w:abstractNumId w:val="63"/>
+    <w:abstractNumId w:val="56"/>
   </w:num>
   <w:num w:numId="24">
     <w:abstractNumId w:val="11"/>
   </w:num>
   <w:num w:numId="25">
-    <w:abstractNumId w:val="83"/>
+    <w:abstractNumId w:val="76"/>
   </w:num>
   <w:num w:numId="26">
-    <w:abstractNumId w:val="81"/>
+    <w:abstractNumId w:val="74"/>
   </w:num>
   <w:num w:numId="27">
     <w:abstractNumId w:val="19"/>
   </w:num>
   <w:num w:numId="28">
-    <w:abstractNumId w:val="75"/>
+    <w:abstractNumId w:val="68"/>
   </w:num>
   <w:num w:numId="29">
     <w:abstractNumId w:val="6"/>
   </w:num>
   <w:num w:numId="30">
-    <w:abstractNumId w:val="60"/>
+    <w:abstractNumId w:val="53"/>
   </w:num>
   <w:num w:numId="31">
     <w:abstractNumId w:val="2"/>
   </w:num>
   <w:num w:numId="32">
-    <w:abstractNumId w:val="68"/>
+    <w:abstractNumId w:val="61"/>
   </w:num>
   <w:num w:numId="33">
-    <w:abstractNumId w:val="84"/>
+    <w:abstractNumId w:val="77"/>
   </w:num>
   <w:num w:numId="34">
     <w:abstractNumId w:val="0"/>
   </w:num>
   <w:num w:numId="35">
+    <w:abstractNumId w:val="44"/>
+  </w:num>
+  <w:num w:numId="36">
+    <w:abstractNumId w:val="60"/>
+  </w:num>
+  <w:num w:numId="37">
+    <w:abstractNumId w:val="33"/>
+  </w:num>
+  <w:num w:numId="38">
+    <w:abstractNumId w:val="28"/>
+  </w:num>
+  <w:num w:numId="39">
     <w:abstractNumId w:val="50"/>
   </w:num>
-  <w:num w:numId="36">
-    <w:abstractNumId w:val="67"/>
-  </w:num>
-  <w:num w:numId="37">
-    <w:abstractNumId w:val="35"/>
-  </w:num>
-  <w:num w:numId="38">
-    <w:abstractNumId w:val="29"/>
-  </w:num>
-  <w:num w:numId="39">
-    <w:abstractNumId w:val="56"/>
-  </w:num>
   <w:num w:numId="40">
-    <w:abstractNumId w:val="82"/>
+    <w:abstractNumId w:val="75"/>
   </w:num>
   <w:num w:numId="41">
     <w:abstractNumId w:val="17"/>
@@ -14285,129 +14423,108 @@
     <w:abstractNumId w:val="16"/>
   </w:num>
   <w:num w:numId="44">
-    <w:abstractNumId w:val="72"/>
+    <w:abstractNumId w:val="65"/>
   </w:num>
   <w:num w:numId="45">
     <w:abstractNumId w:val="1"/>
   </w:num>
   <w:num w:numId="46">
-    <w:abstractNumId w:val="47"/>
+    <w:abstractNumId w:val="43"/>
   </w:num>
   <w:num w:numId="47">
     <w:abstractNumId w:val="3"/>
   </w:num>
   <w:num w:numId="48">
+    <w:abstractNumId w:val="66"/>
+  </w:num>
+  <w:num w:numId="49">
+    <w:abstractNumId w:val="72"/>
+  </w:num>
+  <w:num w:numId="50">
+    <w:abstractNumId w:val="58"/>
+  </w:num>
+  <w:num w:numId="51">
+    <w:abstractNumId w:val="51"/>
+  </w:num>
+  <w:num w:numId="52">
+    <w:abstractNumId w:val="69"/>
+  </w:num>
+  <w:num w:numId="53">
+    <w:abstractNumId w:val="13"/>
+  </w:num>
+  <w:num w:numId="54">
+    <w:abstractNumId w:val="55"/>
+  </w:num>
+  <w:num w:numId="55">
+    <w:abstractNumId w:val="40"/>
+  </w:num>
+  <w:num w:numId="56">
+    <w:abstractNumId w:val="52"/>
+  </w:num>
+  <w:num w:numId="57">
+    <w:abstractNumId w:val="37"/>
+  </w:num>
+  <w:num w:numId="58">
+    <w:abstractNumId w:val="21"/>
+  </w:num>
+  <w:num w:numId="59">
+    <w:abstractNumId w:val="41"/>
+  </w:num>
+  <w:num w:numId="60">
+    <w:abstractNumId w:val="12"/>
+  </w:num>
+  <w:num w:numId="61">
+    <w:abstractNumId w:val="54"/>
+  </w:num>
+  <w:num w:numId="62">
+    <w:abstractNumId w:val="10"/>
+  </w:num>
+  <w:num w:numId="63">
+    <w:abstractNumId w:val="32"/>
+  </w:num>
+  <w:num w:numId="64">
+    <w:abstractNumId w:val="49"/>
+  </w:num>
+  <w:num w:numId="65">
+    <w:abstractNumId w:val="34"/>
+  </w:num>
+  <w:num w:numId="66">
+    <w:abstractNumId w:val="42"/>
+  </w:num>
+  <w:num w:numId="67">
+    <w:abstractNumId w:val="70"/>
+  </w:num>
+  <w:num w:numId="68">
+    <w:abstractNumId w:val="29"/>
+  </w:num>
+  <w:num w:numId="69">
+    <w:abstractNumId w:val="22"/>
+  </w:num>
+  <w:num w:numId="70">
+    <w:abstractNumId w:val="9"/>
+  </w:num>
+  <w:num w:numId="71">
     <w:abstractNumId w:val="73"/>
   </w:num>
-  <w:num w:numId="49">
-    <w:abstractNumId w:val="79"/>
-  </w:num>
-  <w:num w:numId="50">
-    <w:abstractNumId w:val="65"/>
-  </w:num>
-  <w:num w:numId="51">
-    <w:abstractNumId w:val="57"/>
-  </w:num>
-  <w:num w:numId="52">
-    <w:abstractNumId w:val="76"/>
-  </w:num>
-  <w:num w:numId="53">
-    <w:abstractNumId w:val="41"/>
-  </w:num>
-  <w:num w:numId="54">
-    <w:abstractNumId w:val="42"/>
-  </w:num>
-  <w:num w:numId="55">
-    <w:abstractNumId w:val="25"/>
-  </w:num>
-  <w:num w:numId="56">
-    <w:abstractNumId w:val="58"/>
-  </w:num>
-  <w:num w:numId="57">
-    <w:abstractNumId w:val="48"/>
-  </w:num>
-  <w:num w:numId="58">
-    <w:abstractNumId w:val="32"/>
-  </w:num>
-  <w:num w:numId="59">
-    <w:abstractNumId w:val="49"/>
-  </w:num>
-  <w:num w:numId="60">
-    <w:abstractNumId w:val="13"/>
-  </w:num>
-  <w:num w:numId="61">
-    <w:abstractNumId w:val="62"/>
-  </w:num>
-  <w:num w:numId="62">
-    <w:abstractNumId w:val="44"/>
-  </w:num>
-  <w:num w:numId="63">
-    <w:abstractNumId w:val="59"/>
-  </w:num>
-  <w:num w:numId="64">
-    <w:abstractNumId w:val="39"/>
-  </w:num>
-  <w:num w:numId="65">
-    <w:abstractNumId w:val="21"/>
-  </w:num>
-  <w:num w:numId="66">
-    <w:abstractNumId w:val="45"/>
-  </w:num>
-  <w:num w:numId="67">
-    <w:abstractNumId w:val="12"/>
-  </w:num>
-  <w:num w:numId="68">
-    <w:abstractNumId w:val="61"/>
-  </w:num>
-  <w:num w:numId="69">
-    <w:abstractNumId w:val="10"/>
-  </w:num>
-  <w:num w:numId="70">
-    <w:abstractNumId w:val="34"/>
-  </w:num>
-  <w:num w:numId="71">
-    <w:abstractNumId w:val="55"/>
-  </w:num>
   <w:num w:numId="72">
-    <w:abstractNumId w:val="36"/>
+    <w:abstractNumId w:val="26"/>
   </w:num>
   <w:num w:numId="73">
-    <w:abstractNumId w:val="46"/>
+    <w:abstractNumId w:val="15"/>
   </w:num>
   <w:num w:numId="74">
-    <w:abstractNumId w:val="77"/>
+    <w:abstractNumId w:val="48"/>
   </w:num>
   <w:num w:numId="75">
     <w:abstractNumId w:val="30"/>
   </w:num>
   <w:num w:numId="76">
-    <w:abstractNumId w:val="22"/>
+    <w:abstractNumId w:val="7"/>
   </w:num>
   <w:num w:numId="77">
-    <w:abstractNumId w:val="9"/>
+    <w:abstractNumId w:val="63"/>
   </w:num>
   <w:num w:numId="78">
-    <w:abstractNumId w:val="80"/>
-  </w:num>
-  <w:num w:numId="79">
-    <w:abstractNumId w:val="27"/>
-  </w:num>
-  <w:num w:numId="80">
-    <w:abstractNumId w:val="15"/>
-  </w:num>
-  <w:num w:numId="81">
-    <w:abstractNumId w:val="54"/>
-  </w:num>
-  <w:num w:numId="82">
-    <w:abstractNumId w:val="31"/>
-  </w:num>
-  <w:num w:numId="83">
-    <w:abstractNumId w:val="7"/>
-  </w:num>
-  <w:num w:numId="84">
-    <w:abstractNumId w:val="70"/>
-  </w:num>
-  <w:num w:numId="85">
     <w:abstractNumId w:val="18"/>
   </w:num>
 </w:numbering>
@@ -14682,6 +14799,7 @@
       <w:jc w:val="both"/>
     </w:pPr>
     <w:rPr>
+      <w:rFonts w:ascii="Times New Roman" w:hAnsi="Times New Roman" w:eastAsia="宋体" w:cs="Times New Roman"/>
       <w:sz w:val="21"/>
       <w:szCs w:val="22"/>
     </w:rPr>
